--- a/DAY-5/Lab Exercise - Terraform + Shell Script + Dynamic Inventory + Ansible Automation.docx
+++ b/DAY-5/Lab Exercise - Terraform + Shell Script + Dynamic Inventory + Ansible Automation.docx
@@ -105,10 +105,141 @@
       <w:r>
         <w:rPr>
           <w:rFonts w:ascii="Georgia Pro" w:eastAsia="Georgia Pro" w:hAnsi="Georgia Pro" w:cs="Georgia Pro"/>
-          <w:color w:val="000000" w:themeColor="text1"/>
-        </w:rPr>
-        <w:t>Terraform creates EC2 + downloads .pem</w:t>
-      </w:r>
+          <w:noProof/>
+          <w:color w:val="000000" w:themeColor="text1"/>
+        </w:rPr>
+        <mc:AlternateContent>
+          <mc:Choice Requires="wpi">
+            <w:drawing>
+              <wp:anchor distT="0" distB="0" distL="114300" distR="114300" simplePos="0" relativeHeight="251666432" behindDoc="0" locked="0" layoutInCell="1" allowOverlap="1" wp14:anchorId="379ABA0F" wp14:editId="4B99FDDD">
+                <wp:simplePos x="0" y="0"/>
+                <wp:positionH relativeFrom="column">
+                  <wp:posOffset>423545</wp:posOffset>
+                </wp:positionH>
+                <wp:positionV relativeFrom="paragraph">
+                  <wp:posOffset>125095</wp:posOffset>
+                </wp:positionV>
+                <wp:extent cx="2603070" cy="116840"/>
+                <wp:effectExtent l="57150" t="57150" r="0" b="54610"/>
+                <wp:wrapNone/>
+                <wp:docPr id="2103487967" name="Ink 8"/>
+                <wp:cNvGraphicFramePr/>
+                <a:graphic xmlns:a="http://schemas.openxmlformats.org/drawingml/2006/main">
+                  <a:graphicData uri="http://schemas.microsoft.com/office/word/2010/wordprocessingInk">
+                    <w14:contentPart bwMode="auto" r:id="rId5">
+                      <w14:nvContentPartPr>
+                        <w14:cNvContentPartPr/>
+                      </w14:nvContentPartPr>
+                      <w14:xfrm>
+                        <a:off x="0" y="0"/>
+                        <a:ext cx="2603070" cy="116840"/>
+                      </w14:xfrm>
+                    </w14:contentPart>
+                  </a:graphicData>
+                </a:graphic>
+              </wp:anchor>
+            </w:drawing>
+          </mc:Choice>
+          <mc:Fallback>
+            <w:pict>
+              <v:shapetype w14:anchorId="25631D41" id="_x0000_t75" coordsize="21600,21600" o:spt="75" o:preferrelative="t" path="m@4@5l@4@11@9@11@9@5xe" filled="f" stroked="f">
+                <v:stroke joinstyle="miter"/>
+                <v:formulas>
+                  <v:f eqn="if lineDrawn pixelLineWidth 0"/>
+                  <v:f eqn="sum @0 1 0"/>
+                  <v:f eqn="sum 0 0 @1"/>
+                  <v:f eqn="prod @2 1 2"/>
+                  <v:f eqn="prod @3 21600 pixelWidth"/>
+                  <v:f eqn="prod @3 21600 pixelHeight"/>
+                  <v:f eqn="sum @0 0 1"/>
+                  <v:f eqn="prod @6 1 2"/>
+                  <v:f eqn="prod @7 21600 pixelWidth"/>
+                  <v:f eqn="sum @8 21600 0"/>
+                  <v:f eqn="prod @7 21600 pixelHeight"/>
+                  <v:f eqn="sum @10 21600 0"/>
+                </v:formulas>
+                <v:path o:extrusionok="f" gradientshapeok="t" o:connecttype="rect"/>
+                <o:lock v:ext="edit" aspectratio="t"/>
+              </v:shapetype>
+              <v:shape id="Ink 8" o:spid="_x0000_s1026" type="#_x0000_t75" style="position:absolute;margin-left:32.65pt;margin-top:9.15pt;width:206.35pt;height:10.6pt;z-index:251666432;visibility:visible;mso-wrap-style:square;mso-wrap-distance-left:9pt;mso-wrap-distance-top:0;mso-wrap-distance-right:9pt;mso-wrap-distance-bottom:0;mso-position-horizontal:absolute;mso-position-horizontal-relative:text;mso-position-vertical:absolute;mso-position-vertical-relative:text" o:gfxdata="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">
+                <v:imagedata r:id="rId6" o:title=""/>
+              </v:shape>
+            </w:pict>
+          </mc:Fallback>
+        </mc:AlternateContent>
+      </w:r>
+      <w:r>
+        <w:rPr>
+          <w:rFonts w:ascii="Georgia Pro" w:eastAsia="Georgia Pro" w:hAnsi="Georgia Pro" w:cs="Georgia Pro"/>
+          <w:noProof/>
+          <w:color w:val="000000" w:themeColor="text1"/>
+        </w:rPr>
+        <mc:AlternateContent>
+          <mc:Choice Requires="wpi">
+            <w:drawing>
+              <wp:anchor distT="0" distB="0" distL="114300" distR="114300" simplePos="0" relativeHeight="251661312" behindDoc="0" locked="0" layoutInCell="1" allowOverlap="1" wp14:anchorId="363183D5" wp14:editId="59391D0B">
+                <wp:simplePos x="0" y="0"/>
+                <wp:positionH relativeFrom="column">
+                  <wp:posOffset>2620393</wp:posOffset>
+                </wp:positionH>
+                <wp:positionV relativeFrom="paragraph">
+                  <wp:posOffset>316431</wp:posOffset>
+                </wp:positionV>
+                <wp:extent cx="98280" cy="60840"/>
+                <wp:effectExtent l="38100" t="38100" r="0" b="34925"/>
+                <wp:wrapNone/>
+                <wp:docPr id="1794439727" name="Ink 3"/>
+                <wp:cNvGraphicFramePr/>
+                <a:graphic xmlns:a="http://schemas.openxmlformats.org/drawingml/2006/main">
+                  <a:graphicData uri="http://schemas.microsoft.com/office/word/2010/wordprocessingInk">
+                    <w14:contentPart bwMode="auto" r:id="rId7">
+                      <w14:nvContentPartPr>
+                        <w14:cNvContentPartPr/>
+                      </w14:nvContentPartPr>
+                      <w14:xfrm>
+                        <a:off x="0" y="0"/>
+                        <a:ext cx="98280" cy="60840"/>
+                      </w14:xfrm>
+                    </w14:contentPart>
+                  </a:graphicData>
+                </a:graphic>
+              </wp:anchor>
+            </w:drawing>
+          </mc:Choice>
+          <mc:Fallback>
+            <w:pict>
+              <v:shape w14:anchorId="6DF17F60" id="Ink 3" o:spid="_x0000_s1026" type="#_x0000_t75" style="position:absolute;margin-left:205.85pt;margin-top:24.4pt;width:8.75pt;height:5.8pt;z-index:251661312;visibility:visible;mso-wrap-style:square;mso-wrap-distance-left:9pt;mso-wrap-distance-top:0;mso-wrap-distance-right:9pt;mso-wrap-distance-bottom:0;mso-position-horizontal:absolute;mso-position-horizontal-relative:text;mso-position-vertical:absolute;mso-position-vertical-relative:text" o:gfxdata="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">
+                <v:imagedata r:id="rId8" o:title=""/>
+              </v:shape>
+            </w:pict>
+          </mc:Fallback>
+        </mc:AlternateContent>
+      </w:r>
+      <w:r>
+        <w:rPr>
+          <w:rFonts w:ascii="Georgia Pro" w:eastAsia="Georgia Pro" w:hAnsi="Georgia Pro" w:cs="Georgia Pro"/>
+          <w:color w:val="000000" w:themeColor="text1"/>
+        </w:rPr>
+        <w:t xml:space="preserve">Terraform creates EC2 + </w:t>
+      </w:r>
+      <w:proofErr w:type="gramStart"/>
+      <w:r>
+        <w:rPr>
+          <w:rFonts w:ascii="Georgia Pro" w:eastAsia="Georgia Pro" w:hAnsi="Georgia Pro" w:cs="Georgia Pro"/>
+          <w:color w:val="000000" w:themeColor="text1"/>
+        </w:rPr>
+        <w:t>downloads .</w:t>
+      </w:r>
+      <w:proofErr w:type="spellStart"/>
+      <w:r>
+        <w:rPr>
+          <w:rFonts w:ascii="Georgia Pro" w:eastAsia="Georgia Pro" w:hAnsi="Georgia Pro" w:cs="Georgia Pro"/>
+          <w:color w:val="000000" w:themeColor="text1"/>
+        </w:rPr>
+        <w:t>pem</w:t>
+      </w:r>
+      <w:proofErr w:type="spellEnd"/>
+      <w:proofErr w:type="gramEnd"/>
     </w:p>
     <w:p>
       <w:pPr>
@@ -125,6 +256,100 @@
       <w:r>
         <w:rPr>
           <w:rFonts w:ascii="Georgia Pro" w:eastAsia="Georgia Pro" w:hAnsi="Georgia Pro" w:cs="Georgia Pro"/>
+          <w:noProof/>
+          <w:color w:val="000000" w:themeColor="text1"/>
+        </w:rPr>
+        <mc:AlternateContent>
+          <mc:Choice Requires="wpi">
+            <w:drawing>
+              <wp:anchor distT="0" distB="0" distL="114300" distR="114300" simplePos="0" relativeHeight="251669504" behindDoc="0" locked="0" layoutInCell="1" allowOverlap="1" wp14:anchorId="27667BC2" wp14:editId="71DBCA40">
+                <wp:simplePos x="0" y="0"/>
+                <wp:positionH relativeFrom="column">
+                  <wp:posOffset>373380</wp:posOffset>
+                </wp:positionH>
+                <wp:positionV relativeFrom="paragraph">
+                  <wp:posOffset>209550</wp:posOffset>
+                </wp:positionV>
+                <wp:extent cx="1775010" cy="49530"/>
+                <wp:effectExtent l="38100" t="38100" r="53975" b="45720"/>
+                <wp:wrapNone/>
+                <wp:docPr id="540302407" name="Ink 11"/>
+                <wp:cNvGraphicFramePr/>
+                <a:graphic xmlns:a="http://schemas.openxmlformats.org/drawingml/2006/main">
+                  <a:graphicData uri="http://schemas.microsoft.com/office/word/2010/wordprocessingInk">
+                    <w14:contentPart bwMode="auto" r:id="rId9">
+                      <w14:nvContentPartPr>
+                        <w14:cNvContentPartPr/>
+                      </w14:nvContentPartPr>
+                      <w14:xfrm>
+                        <a:off x="0" y="0"/>
+                        <a:ext cx="1775010" cy="49530"/>
+                      </w14:xfrm>
+                    </w14:contentPart>
+                  </a:graphicData>
+                </a:graphic>
+              </wp:anchor>
+            </w:drawing>
+          </mc:Choice>
+          <mc:Fallback>
+            <w:pict>
+              <v:shape w14:anchorId="5FD94F84" id="Ink 11" o:spid="_x0000_s1026" type="#_x0000_t75" style="position:absolute;margin-left:28.7pt;margin-top:15.8pt;width:141.15pt;height:5.3pt;z-index:251669504;visibility:visible;mso-wrap-style:square;mso-wrap-distance-left:9pt;mso-wrap-distance-top:0;mso-wrap-distance-right:9pt;mso-wrap-distance-bottom:0;mso-position-horizontal:absolute;mso-position-horizontal-relative:text;mso-position-vertical:absolute;mso-position-vertical-relative:text" o:gfxdata="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">
+                <v:imagedata r:id="rId10" o:title=""/>
+              </v:shape>
+            </w:pict>
+          </mc:Fallback>
+        </mc:AlternateContent>
+      </w:r>
+      <w:r>
+        <w:rPr>
+          <w:rFonts w:ascii="Georgia Pro" w:eastAsia="Georgia Pro" w:hAnsi="Georgia Pro" w:cs="Georgia Pro"/>
+          <w:noProof/>
+          <w:color w:val="000000" w:themeColor="text1"/>
+        </w:rPr>
+        <mc:AlternateContent>
+          <mc:Choice Requires="wpi">
+            <w:drawing>
+              <wp:anchor distT="0" distB="0" distL="114300" distR="114300" simplePos="0" relativeHeight="251662336" behindDoc="0" locked="0" layoutInCell="1" allowOverlap="1" wp14:anchorId="1A6BE971" wp14:editId="33F1A25E">
+                <wp:simplePos x="0" y="0"/>
+                <wp:positionH relativeFrom="column">
+                  <wp:posOffset>1456055</wp:posOffset>
+                </wp:positionH>
+                <wp:positionV relativeFrom="paragraph">
+                  <wp:posOffset>384810</wp:posOffset>
+                </wp:positionV>
+                <wp:extent cx="79320" cy="5950"/>
+                <wp:effectExtent l="38100" t="38100" r="35560" b="51435"/>
+                <wp:wrapNone/>
+                <wp:docPr id="270501376" name="Ink 4"/>
+                <wp:cNvGraphicFramePr/>
+                <a:graphic xmlns:a="http://schemas.openxmlformats.org/drawingml/2006/main">
+                  <a:graphicData uri="http://schemas.microsoft.com/office/word/2010/wordprocessingInk">
+                    <w14:contentPart bwMode="auto" r:id="rId11">
+                      <w14:nvContentPartPr>
+                        <w14:cNvContentPartPr/>
+                      </w14:nvContentPartPr>
+                      <w14:xfrm>
+                        <a:off x="0" y="0"/>
+                        <a:ext cx="79320" cy="5950"/>
+                      </w14:xfrm>
+                    </w14:contentPart>
+                  </a:graphicData>
+                </a:graphic>
+              </wp:anchor>
+            </w:drawing>
+          </mc:Choice>
+          <mc:Fallback>
+            <w:pict>
+              <v:shape w14:anchorId="4AF9C014" id="Ink 4" o:spid="_x0000_s1026" type="#_x0000_t75" style="position:absolute;margin-left:114.25pt;margin-top:29.9pt;width:7.1pt;height:1.2pt;z-index:251662336;visibility:visible;mso-wrap-style:square;mso-wrap-distance-left:9pt;mso-wrap-distance-top:0;mso-wrap-distance-right:9pt;mso-wrap-distance-bottom:0;mso-position-horizontal:absolute;mso-position-horizontal-relative:text;mso-position-vertical:absolute;mso-position-vertical-relative:text" o:gfxdata="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">
+                <v:imagedata r:id="rId12" o:title=""/>
+              </v:shape>
+            </w:pict>
+          </mc:Fallback>
+        </mc:AlternateContent>
+      </w:r>
+      <w:r>
+        <w:rPr>
+          <w:rFonts w:ascii="Georgia Pro" w:eastAsia="Georgia Pro" w:hAnsi="Georgia Pro" w:cs="Georgia Pro"/>
           <w:color w:val="000000" w:themeColor="text1"/>
         </w:rPr>
         <w:t>Shell script extracts EC2 IP</w:t>
@@ -145,6 +370,53 @@
       <w:r>
         <w:rPr>
           <w:rFonts w:ascii="Georgia Pro" w:eastAsia="Georgia Pro" w:hAnsi="Georgia Pro" w:cs="Georgia Pro"/>
+          <w:noProof/>
+          <w:color w:val="000000" w:themeColor="text1"/>
+        </w:rPr>
+        <mc:AlternateContent>
+          <mc:Choice Requires="wpi">
+            <w:drawing>
+              <wp:anchor distT="0" distB="0" distL="114300" distR="114300" simplePos="0" relativeHeight="251674624" behindDoc="0" locked="0" layoutInCell="1" allowOverlap="1" wp14:anchorId="7A5014A9" wp14:editId="40CAC730">
+                <wp:simplePos x="0" y="0"/>
+                <wp:positionH relativeFrom="column">
+                  <wp:posOffset>408940</wp:posOffset>
+                </wp:positionH>
+                <wp:positionV relativeFrom="paragraph">
+                  <wp:posOffset>168910</wp:posOffset>
+                </wp:positionV>
+                <wp:extent cx="3079960" cy="48260"/>
+                <wp:effectExtent l="57150" t="57150" r="6350" b="46990"/>
+                <wp:wrapNone/>
+                <wp:docPr id="1519946123" name="Ink 16"/>
+                <wp:cNvGraphicFramePr/>
+                <a:graphic xmlns:a="http://schemas.openxmlformats.org/drawingml/2006/main">
+                  <a:graphicData uri="http://schemas.microsoft.com/office/word/2010/wordprocessingInk">
+                    <w14:contentPart bwMode="auto" r:id="rId13">
+                      <w14:nvContentPartPr>
+                        <w14:cNvContentPartPr/>
+                      </w14:nvContentPartPr>
+                      <w14:xfrm>
+                        <a:off x="0" y="0"/>
+                        <a:ext cx="3079960" cy="48260"/>
+                      </w14:xfrm>
+                    </w14:contentPart>
+                  </a:graphicData>
+                </a:graphic>
+              </wp:anchor>
+            </w:drawing>
+          </mc:Choice>
+          <mc:Fallback>
+            <w:pict>
+              <v:shape w14:anchorId="4345BAE3" id="Ink 16" o:spid="_x0000_s1026" type="#_x0000_t75" style="position:absolute;margin-left:31.5pt;margin-top:12.6pt;width:243.9pt;height:5.2pt;z-index:251674624;visibility:visible;mso-wrap-style:square;mso-wrap-distance-left:9pt;mso-wrap-distance-top:0;mso-wrap-distance-right:9pt;mso-wrap-distance-bottom:0;mso-position-horizontal:absolute;mso-position-horizontal-relative:text;mso-position-vertical:absolute;mso-position-vertical-relative:text" o:gfxdata="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">
+                <v:imagedata r:id="rId14" o:title=""/>
+              </v:shape>
+            </w:pict>
+          </mc:Fallback>
+        </mc:AlternateContent>
+      </w:r>
+      <w:r>
+        <w:rPr>
+          <w:rFonts w:ascii="Georgia Pro" w:eastAsia="Georgia Pro" w:hAnsi="Georgia Pro" w:cs="Georgia Pro"/>
           <w:color w:val="000000" w:themeColor="text1"/>
         </w:rPr>
         <w:t>Dynamic inventory (inventory.py) is generated</w:t>
@@ -165,6 +437,53 @@
       <w:r>
         <w:rPr>
           <w:rFonts w:ascii="Georgia Pro" w:eastAsia="Georgia Pro" w:hAnsi="Georgia Pro" w:cs="Georgia Pro"/>
+          <w:noProof/>
+          <w:color w:val="000000" w:themeColor="text1"/>
+        </w:rPr>
+        <mc:AlternateContent>
+          <mc:Choice Requires="wpi">
+            <w:drawing>
+              <wp:anchor distT="0" distB="0" distL="114300" distR="114300" simplePos="0" relativeHeight="251679744" behindDoc="0" locked="0" layoutInCell="1" allowOverlap="1" wp14:anchorId="15764327" wp14:editId="0ED531AC">
+                <wp:simplePos x="0" y="0"/>
+                <wp:positionH relativeFrom="column">
+                  <wp:posOffset>429895</wp:posOffset>
+                </wp:positionH>
+                <wp:positionV relativeFrom="paragraph">
+                  <wp:posOffset>198755</wp:posOffset>
+                </wp:positionV>
+                <wp:extent cx="3499330" cy="29045"/>
+                <wp:effectExtent l="38100" t="57150" r="44450" b="47625"/>
+                <wp:wrapNone/>
+                <wp:docPr id="241106069" name="Ink 21"/>
+                <wp:cNvGraphicFramePr/>
+                <a:graphic xmlns:a="http://schemas.openxmlformats.org/drawingml/2006/main">
+                  <a:graphicData uri="http://schemas.microsoft.com/office/word/2010/wordprocessingInk">
+                    <w14:contentPart bwMode="auto" r:id="rId15">
+                      <w14:nvContentPartPr>
+                        <w14:cNvContentPartPr/>
+                      </w14:nvContentPartPr>
+                      <w14:xfrm>
+                        <a:off x="0" y="0"/>
+                        <a:ext cx="3499330" cy="29045"/>
+                      </w14:xfrm>
+                    </w14:contentPart>
+                  </a:graphicData>
+                </a:graphic>
+              </wp:anchor>
+            </w:drawing>
+          </mc:Choice>
+          <mc:Fallback>
+            <w:pict>
+              <v:shape w14:anchorId="0FE03710" id="Ink 21" o:spid="_x0000_s1026" type="#_x0000_t75" style="position:absolute;margin-left:33.15pt;margin-top:14.95pt;width:277pt;height:3.7pt;z-index:251679744;visibility:visible;mso-wrap-style:square;mso-wrap-distance-left:9pt;mso-wrap-distance-top:0;mso-wrap-distance-right:9pt;mso-wrap-distance-bottom:0;mso-position-horizontal:absolute;mso-position-horizontal-relative:text;mso-position-vertical:absolute;mso-position-vertical-relative:text" o:gfxdata="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">
+                <v:imagedata r:id="rId16" o:title=""/>
+              </v:shape>
+            </w:pict>
+          </mc:Fallback>
+        </mc:AlternateContent>
+      </w:r>
+      <w:r>
+        <w:rPr>
+          <w:rFonts w:ascii="Georgia Pro" w:eastAsia="Georgia Pro" w:hAnsi="Georgia Pro" w:cs="Georgia Pro"/>
           <w:color w:val="000000" w:themeColor="text1"/>
         </w:rPr>
         <w:t>Shell script automatically runs the Ansible playbook</w:t>
@@ -185,6 +504,53 @@
       <w:r>
         <w:rPr>
           <w:rFonts w:ascii="Georgia Pro" w:eastAsia="Georgia Pro" w:hAnsi="Georgia Pro" w:cs="Georgia Pro"/>
+          <w:noProof/>
+          <w:color w:val="000000" w:themeColor="text1"/>
+        </w:rPr>
+        <mc:AlternateContent>
+          <mc:Choice Requires="wpi">
+            <w:drawing>
+              <wp:anchor distT="0" distB="0" distL="114300" distR="114300" simplePos="0" relativeHeight="251682816" behindDoc="0" locked="0" layoutInCell="1" allowOverlap="1" wp14:anchorId="7D3BF8C1" wp14:editId="20DAE282">
+                <wp:simplePos x="0" y="0"/>
+                <wp:positionH relativeFrom="column">
+                  <wp:posOffset>456565</wp:posOffset>
+                </wp:positionH>
+                <wp:positionV relativeFrom="paragraph">
+                  <wp:posOffset>200660</wp:posOffset>
+                </wp:positionV>
+                <wp:extent cx="2233850" cy="55245"/>
+                <wp:effectExtent l="57150" t="57150" r="52705" b="40005"/>
+                <wp:wrapNone/>
+                <wp:docPr id="359339174" name="Ink 24"/>
+                <wp:cNvGraphicFramePr/>
+                <a:graphic xmlns:a="http://schemas.openxmlformats.org/drawingml/2006/main">
+                  <a:graphicData uri="http://schemas.microsoft.com/office/word/2010/wordprocessingInk">
+                    <w14:contentPart bwMode="auto" r:id="rId17">
+                      <w14:nvContentPartPr>
+                        <w14:cNvContentPartPr/>
+                      </w14:nvContentPartPr>
+                      <w14:xfrm>
+                        <a:off x="0" y="0"/>
+                        <a:ext cx="2233850" cy="55245"/>
+                      </w14:xfrm>
+                    </w14:contentPart>
+                  </a:graphicData>
+                </a:graphic>
+              </wp:anchor>
+            </w:drawing>
+          </mc:Choice>
+          <mc:Fallback>
+            <w:pict>
+              <v:shape w14:anchorId="1A52B95C" id="Ink 24" o:spid="_x0000_s1026" type="#_x0000_t75" style="position:absolute;margin-left:35.25pt;margin-top:15.1pt;width:177.35pt;height:5.75pt;z-index:251682816;visibility:visible;mso-wrap-style:square;mso-wrap-distance-left:9pt;mso-wrap-distance-top:0;mso-wrap-distance-right:9pt;mso-wrap-distance-bottom:0;mso-position-horizontal:absolute;mso-position-horizontal-relative:text;mso-position-vertical:absolute;mso-position-vertical-relative:text" o:gfxdata="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">
+                <v:imagedata r:id="rId18" o:title=""/>
+              </v:shape>
+            </w:pict>
+          </mc:Fallback>
+        </mc:AlternateContent>
+      </w:r>
+      <w:r>
+        <w:rPr>
+          <w:rFonts w:ascii="Georgia Pro" w:eastAsia="Georgia Pro" w:hAnsi="Georgia Pro" w:cs="Georgia Pro"/>
           <w:color w:val="000000" w:themeColor="text1"/>
         </w:rPr>
         <w:t>Apache HTTP server gets installed</w:t>
@@ -205,6 +571,53 @@
       <w:r>
         <w:rPr>
           <w:rFonts w:ascii="Georgia Pro" w:eastAsia="Georgia Pro" w:hAnsi="Georgia Pro" w:cs="Georgia Pro"/>
+          <w:noProof/>
+          <w:color w:val="000000" w:themeColor="text1"/>
+        </w:rPr>
+        <mc:AlternateContent>
+          <mc:Choice Requires="wpi">
+            <w:drawing>
+              <wp:anchor distT="0" distB="0" distL="114300" distR="114300" simplePos="0" relativeHeight="251685888" behindDoc="0" locked="0" layoutInCell="1" allowOverlap="1" wp14:anchorId="0563F7BF" wp14:editId="2076B411">
+                <wp:simplePos x="0" y="0"/>
+                <wp:positionH relativeFrom="column">
+                  <wp:posOffset>388620</wp:posOffset>
+                </wp:positionH>
+                <wp:positionV relativeFrom="paragraph">
+                  <wp:posOffset>240030</wp:posOffset>
+                </wp:positionV>
+                <wp:extent cx="2059530" cy="20320"/>
+                <wp:effectExtent l="57150" t="57150" r="55245" b="55880"/>
+                <wp:wrapNone/>
+                <wp:docPr id="1015438914" name="Ink 27"/>
+                <wp:cNvGraphicFramePr/>
+                <a:graphic xmlns:a="http://schemas.openxmlformats.org/drawingml/2006/main">
+                  <a:graphicData uri="http://schemas.microsoft.com/office/word/2010/wordprocessingInk">
+                    <w14:contentPart bwMode="auto" r:id="rId19">
+                      <w14:nvContentPartPr>
+                        <w14:cNvContentPartPr/>
+                      </w14:nvContentPartPr>
+                      <w14:xfrm>
+                        <a:off x="0" y="0"/>
+                        <a:ext cx="2059530" cy="20320"/>
+                      </w14:xfrm>
+                    </w14:contentPart>
+                  </a:graphicData>
+                </a:graphic>
+              </wp:anchor>
+            </w:drawing>
+          </mc:Choice>
+          <mc:Fallback>
+            <w:pict>
+              <v:shape w14:anchorId="39FD43A5" id="Ink 27" o:spid="_x0000_s1026" type="#_x0000_t75" style="position:absolute;margin-left:29.9pt;margin-top:18.2pt;width:163.55pt;height:3pt;z-index:251685888;visibility:visible;mso-wrap-style:square;mso-wrap-distance-left:9pt;mso-wrap-distance-top:0;mso-wrap-distance-right:9pt;mso-wrap-distance-bottom:0;mso-position-horizontal:absolute;mso-position-horizontal-relative:text;mso-position-vertical:absolute;mso-position-vertical-relative:text" o:gfxdata="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">
+                <v:imagedata r:id="rId20" o:title=""/>
+              </v:shape>
+            </w:pict>
+          </mc:Fallback>
+        </mc:AlternateContent>
+      </w:r>
+      <w:r>
+        <w:rPr>
+          <w:rFonts w:ascii="Georgia Pro" w:eastAsia="Georgia Pro" w:hAnsi="Georgia Pro" w:cs="Georgia Pro"/>
           <w:color w:val="000000" w:themeColor="text1"/>
         </w:rPr>
         <w:t>Simple HTML page deployed</w:t>
@@ -263,7 +676,7 @@
           <w:color w:val="000000" w:themeColor="text1"/>
         </w:rPr>
         <w:drawing>
-          <wp:inline distT="0" distB="0" distL="0" distR="0" wp14:anchorId="3B423691" wp14:editId="046B6A8A">
+          <wp:inline distT="0" distB="0" distL="0" distR="0" wp14:anchorId="3B423691" wp14:editId="11C8C322">
             <wp:extent cx="2934109" cy="3096057"/>
             <wp:effectExtent l="19050" t="19050" r="19050" b="28575"/>
             <wp:docPr id="662898850" name="Picture 1" descr="A screenshot of a computer program&#10;&#10;AI-generated content may be incorrect."/>
@@ -278,7 +691,7 @@
                     <pic:cNvPicPr/>
                   </pic:nvPicPr>
                   <pic:blipFill>
-                    <a:blip r:embed="rId5"/>
+                    <a:blip r:embed="rId21"/>
                     <a:stretch>
                       <a:fillRect/>
                     </a:stretch>
@@ -565,12 +978,21 @@
           <w:color w:val="000000" w:themeColor="text1"/>
         </w:rPr>
       </w:pPr>
-      <w:r>
-        <w:rPr>
-          <w:rFonts w:ascii="Georgia Pro" w:eastAsia="Georgia Pro" w:hAnsi="Georgia Pro" w:cs="Georgia Pro"/>
-          <w:color w:val="000000" w:themeColor="text1"/>
-        </w:rPr>
-        <w:t>#!/usr/bin/env python3</w:t>
+      <w:proofErr w:type="gramStart"/>
+      <w:r>
+        <w:rPr>
+          <w:rFonts w:ascii="Georgia Pro" w:eastAsia="Georgia Pro" w:hAnsi="Georgia Pro" w:cs="Georgia Pro"/>
+          <w:color w:val="000000" w:themeColor="text1"/>
+        </w:rPr>
+        <w:t>#!/</w:t>
+      </w:r>
+      <w:proofErr w:type="gramEnd"/>
+      <w:r>
+        <w:rPr>
+          <w:rFonts w:ascii="Georgia Pro" w:eastAsia="Georgia Pro" w:hAnsi="Georgia Pro" w:cs="Georgia Pro"/>
+          <w:color w:val="000000" w:themeColor="text1"/>
+        </w:rPr>
+        <w:t>usr/bin/env python3</w:t>
       </w:r>
     </w:p>
     <w:p>
@@ -616,85 +1038,126 @@
           <w:rFonts w:ascii="Georgia Pro" w:eastAsia="Georgia Pro" w:hAnsi="Georgia Pro" w:cs="Georgia Pro"/>
           <w:color w:val="000000" w:themeColor="text1"/>
         </w:rPr>
-        <w:t>import json</w:t>
-      </w:r>
-    </w:p>
-    <w:p>
-      <w:pPr>
-        <w:pBdr>
-          <w:top w:val="single" w:sz="4" w:space="1" w:color="auto"/>
-          <w:left w:val="single" w:sz="4" w:space="4" w:color="auto"/>
-          <w:bottom w:val="single" w:sz="4" w:space="1" w:color="auto"/>
-          <w:right w:val="single" w:sz="4" w:space="4" w:color="auto"/>
-        </w:pBdr>
-        <w:shd w:val="clear" w:color="auto" w:fill="F2F2F2" w:themeFill="background1" w:themeFillShade="F2"/>
-        <w:spacing w:after="0" w:line="360" w:lineRule="auto"/>
-        <w:rPr>
-          <w:rFonts w:ascii="Georgia Pro" w:eastAsia="Georgia Pro" w:hAnsi="Georgia Pro" w:cs="Georgia Pro"/>
-          <w:color w:val="000000" w:themeColor="text1"/>
-        </w:rPr>
-      </w:pPr>
-    </w:p>
-    <w:p>
-      <w:pPr>
-        <w:pBdr>
-          <w:top w:val="single" w:sz="4" w:space="1" w:color="auto"/>
-          <w:left w:val="single" w:sz="4" w:space="4" w:color="auto"/>
-          <w:bottom w:val="single" w:sz="4" w:space="1" w:color="auto"/>
-          <w:right w:val="single" w:sz="4" w:space="4" w:color="auto"/>
-        </w:pBdr>
-        <w:shd w:val="clear" w:color="auto" w:fill="F2F2F2" w:themeFill="background1" w:themeFillShade="F2"/>
-        <w:spacing w:after="0" w:line="360" w:lineRule="auto"/>
-        <w:rPr>
-          <w:rFonts w:ascii="Georgia Pro" w:eastAsia="Georgia Pro" w:hAnsi="Georgia Pro" w:cs="Georgia Pro"/>
-          <w:color w:val="000000" w:themeColor="text1"/>
-        </w:rPr>
-      </w:pPr>
-      <w:r>
-        <w:rPr>
-          <w:rFonts w:ascii="Georgia Pro" w:eastAsia="Georgia Pro" w:hAnsi="Georgia Pro" w:cs="Georgia Pro"/>
-          <w:color w:val="000000" w:themeColor="text1"/>
-        </w:rPr>
-        <w:t>ec2 = boto3.client("ec2", region_name="us-east-1")</w:t>
-      </w:r>
-    </w:p>
-    <w:p>
-      <w:pPr>
-        <w:pBdr>
-          <w:top w:val="single" w:sz="4" w:space="1" w:color="auto"/>
-          <w:left w:val="single" w:sz="4" w:space="4" w:color="auto"/>
-          <w:bottom w:val="single" w:sz="4" w:space="1" w:color="auto"/>
-          <w:right w:val="single" w:sz="4" w:space="4" w:color="auto"/>
-        </w:pBdr>
-        <w:shd w:val="clear" w:color="auto" w:fill="F2F2F2" w:themeFill="background1" w:themeFillShade="F2"/>
-        <w:spacing w:after="0" w:line="360" w:lineRule="auto"/>
-        <w:rPr>
-          <w:rFonts w:ascii="Georgia Pro" w:eastAsia="Georgia Pro" w:hAnsi="Georgia Pro" w:cs="Georgia Pro"/>
-          <w:color w:val="000000" w:themeColor="text1"/>
-        </w:rPr>
-      </w:pPr>
-    </w:p>
-    <w:p>
-      <w:pPr>
-        <w:pBdr>
-          <w:top w:val="single" w:sz="4" w:space="1" w:color="auto"/>
-          <w:left w:val="single" w:sz="4" w:space="4" w:color="auto"/>
-          <w:bottom w:val="single" w:sz="4" w:space="1" w:color="auto"/>
-          <w:right w:val="single" w:sz="4" w:space="4" w:color="auto"/>
-        </w:pBdr>
-        <w:shd w:val="clear" w:color="auto" w:fill="F2F2F2" w:themeFill="background1" w:themeFillShade="F2"/>
-        <w:spacing w:after="0" w:line="360" w:lineRule="auto"/>
-        <w:rPr>
-          <w:rFonts w:ascii="Georgia Pro" w:eastAsia="Georgia Pro" w:hAnsi="Georgia Pro" w:cs="Georgia Pro"/>
-          <w:color w:val="000000" w:themeColor="text1"/>
-        </w:rPr>
-      </w:pPr>
-      <w:r>
-        <w:rPr>
-          <w:rFonts w:ascii="Georgia Pro" w:eastAsia="Georgia Pro" w:hAnsi="Georgia Pro" w:cs="Georgia Pro"/>
-          <w:color w:val="000000" w:themeColor="text1"/>
-        </w:rPr>
-        <w:t>response = ec2.describe_instances()</w:t>
+        <w:t xml:space="preserve">import </w:t>
+      </w:r>
+      <w:proofErr w:type="spellStart"/>
+      <w:r>
+        <w:rPr>
+          <w:rFonts w:ascii="Georgia Pro" w:eastAsia="Georgia Pro" w:hAnsi="Georgia Pro" w:cs="Georgia Pro"/>
+          <w:color w:val="000000" w:themeColor="text1"/>
+        </w:rPr>
+        <w:t>json</w:t>
+      </w:r>
+      <w:proofErr w:type="spellEnd"/>
+    </w:p>
+    <w:p>
+      <w:pPr>
+        <w:pBdr>
+          <w:top w:val="single" w:sz="4" w:space="1" w:color="auto"/>
+          <w:left w:val="single" w:sz="4" w:space="4" w:color="auto"/>
+          <w:bottom w:val="single" w:sz="4" w:space="1" w:color="auto"/>
+          <w:right w:val="single" w:sz="4" w:space="4" w:color="auto"/>
+        </w:pBdr>
+        <w:shd w:val="clear" w:color="auto" w:fill="F2F2F2" w:themeFill="background1" w:themeFillShade="F2"/>
+        <w:spacing w:after="0" w:line="360" w:lineRule="auto"/>
+        <w:rPr>
+          <w:rFonts w:ascii="Georgia Pro" w:eastAsia="Georgia Pro" w:hAnsi="Georgia Pro" w:cs="Georgia Pro"/>
+          <w:color w:val="000000" w:themeColor="text1"/>
+        </w:rPr>
+      </w:pPr>
+    </w:p>
+    <w:p>
+      <w:pPr>
+        <w:pBdr>
+          <w:top w:val="single" w:sz="4" w:space="1" w:color="auto"/>
+          <w:left w:val="single" w:sz="4" w:space="4" w:color="auto"/>
+          <w:bottom w:val="single" w:sz="4" w:space="1" w:color="auto"/>
+          <w:right w:val="single" w:sz="4" w:space="4" w:color="auto"/>
+        </w:pBdr>
+        <w:shd w:val="clear" w:color="auto" w:fill="F2F2F2" w:themeFill="background1" w:themeFillShade="F2"/>
+        <w:spacing w:after="0" w:line="360" w:lineRule="auto"/>
+        <w:rPr>
+          <w:rFonts w:ascii="Georgia Pro" w:eastAsia="Georgia Pro" w:hAnsi="Georgia Pro" w:cs="Georgia Pro"/>
+          <w:color w:val="000000" w:themeColor="text1"/>
+        </w:rPr>
+      </w:pPr>
+      <w:r>
+        <w:rPr>
+          <w:rFonts w:ascii="Georgia Pro" w:eastAsia="Georgia Pro" w:hAnsi="Georgia Pro" w:cs="Georgia Pro"/>
+          <w:color w:val="000000" w:themeColor="text1"/>
+        </w:rPr>
+        <w:t xml:space="preserve">ec2 = boto3.client("ec2", </w:t>
+      </w:r>
+      <w:proofErr w:type="spellStart"/>
+      <w:r>
+        <w:rPr>
+          <w:rFonts w:ascii="Georgia Pro" w:eastAsia="Georgia Pro" w:hAnsi="Georgia Pro" w:cs="Georgia Pro"/>
+          <w:color w:val="000000" w:themeColor="text1"/>
+        </w:rPr>
+        <w:t>region_name</w:t>
+      </w:r>
+      <w:proofErr w:type="spellEnd"/>
+      <w:r>
+        <w:rPr>
+          <w:rFonts w:ascii="Georgia Pro" w:eastAsia="Georgia Pro" w:hAnsi="Georgia Pro" w:cs="Georgia Pro"/>
+          <w:color w:val="000000" w:themeColor="text1"/>
+        </w:rPr>
+        <w:t>="us-east-1")</w:t>
+      </w:r>
+    </w:p>
+    <w:p>
+      <w:pPr>
+        <w:pBdr>
+          <w:top w:val="single" w:sz="4" w:space="1" w:color="auto"/>
+          <w:left w:val="single" w:sz="4" w:space="4" w:color="auto"/>
+          <w:bottom w:val="single" w:sz="4" w:space="1" w:color="auto"/>
+          <w:right w:val="single" w:sz="4" w:space="4" w:color="auto"/>
+        </w:pBdr>
+        <w:shd w:val="clear" w:color="auto" w:fill="F2F2F2" w:themeFill="background1" w:themeFillShade="F2"/>
+        <w:spacing w:after="0" w:line="360" w:lineRule="auto"/>
+        <w:rPr>
+          <w:rFonts w:ascii="Georgia Pro" w:eastAsia="Georgia Pro" w:hAnsi="Georgia Pro" w:cs="Georgia Pro"/>
+          <w:color w:val="000000" w:themeColor="text1"/>
+        </w:rPr>
+      </w:pPr>
+    </w:p>
+    <w:p>
+      <w:pPr>
+        <w:pBdr>
+          <w:top w:val="single" w:sz="4" w:space="1" w:color="auto"/>
+          <w:left w:val="single" w:sz="4" w:space="4" w:color="auto"/>
+          <w:bottom w:val="single" w:sz="4" w:space="1" w:color="auto"/>
+          <w:right w:val="single" w:sz="4" w:space="4" w:color="auto"/>
+        </w:pBdr>
+        <w:shd w:val="clear" w:color="auto" w:fill="F2F2F2" w:themeFill="background1" w:themeFillShade="F2"/>
+        <w:spacing w:after="0" w:line="360" w:lineRule="auto"/>
+        <w:rPr>
+          <w:rFonts w:ascii="Georgia Pro" w:eastAsia="Georgia Pro" w:hAnsi="Georgia Pro" w:cs="Georgia Pro"/>
+          <w:color w:val="000000" w:themeColor="text1"/>
+        </w:rPr>
+      </w:pPr>
+      <w:r>
+        <w:rPr>
+          <w:rFonts w:ascii="Georgia Pro" w:eastAsia="Georgia Pro" w:hAnsi="Georgia Pro" w:cs="Georgia Pro"/>
+          <w:color w:val="000000" w:themeColor="text1"/>
+        </w:rPr>
+        <w:t>response = ec2.describe_</w:t>
+      </w:r>
+      <w:proofErr w:type="gramStart"/>
+      <w:r>
+        <w:rPr>
+          <w:rFonts w:ascii="Georgia Pro" w:eastAsia="Georgia Pro" w:hAnsi="Georgia Pro" w:cs="Georgia Pro"/>
+          <w:color w:val="000000" w:themeColor="text1"/>
+        </w:rPr>
+        <w:t>instances(</w:t>
+      </w:r>
+      <w:proofErr w:type="gramEnd"/>
+      <w:r>
+        <w:rPr>
+          <w:rFonts w:ascii="Georgia Pro" w:eastAsia="Georgia Pro" w:hAnsi="Georgia Pro" w:cs="Georgia Pro"/>
+          <w:color w:val="000000" w:themeColor="text1"/>
+        </w:rPr>
+        <w:t>)</w:t>
       </w:r>
     </w:p>
     <w:p>
@@ -756,8 +1219,17 @@
           <w:rFonts w:ascii="Georgia Pro" w:eastAsia="Georgia Pro" w:hAnsi="Georgia Pro" w:cs="Georgia Pro"/>
           <w:color w:val="000000" w:themeColor="text1"/>
         </w:rPr>
-        <w:t xml:space="preserve">    "all": {</w:t>
-      </w:r>
+        <w:t xml:space="preserve">    "all</w:t>
+      </w:r>
+      <w:proofErr w:type="gramStart"/>
+      <w:r>
+        <w:rPr>
+          <w:rFonts w:ascii="Georgia Pro" w:eastAsia="Georgia Pro" w:hAnsi="Georgia Pro" w:cs="Georgia Pro"/>
+          <w:color w:val="000000" w:themeColor="text1"/>
+        </w:rPr>
+        <w:t>": {</w:t>
+      </w:r>
+      <w:proofErr w:type="gramEnd"/>
     </w:p>
     <w:p>
       <w:pPr>
@@ -826,31 +1298,58 @@
           <w:color w:val="000000" w:themeColor="text1"/>
         </w:rPr>
         <w:lastRenderedPageBreak/>
-        <w:t xml:space="preserve">    "_meta": {</w:t>
-      </w:r>
-    </w:p>
-    <w:p>
-      <w:pPr>
-        <w:pBdr>
-          <w:top w:val="single" w:sz="4" w:space="1" w:color="auto"/>
-          <w:left w:val="single" w:sz="4" w:space="4" w:color="auto"/>
-          <w:bottom w:val="single" w:sz="4" w:space="1" w:color="auto"/>
-          <w:right w:val="single" w:sz="4" w:space="4" w:color="auto"/>
-        </w:pBdr>
-        <w:shd w:val="clear" w:color="auto" w:fill="F2F2F2" w:themeFill="background1" w:themeFillShade="F2"/>
-        <w:spacing w:after="0" w:line="360" w:lineRule="auto"/>
-        <w:rPr>
-          <w:rFonts w:ascii="Georgia Pro" w:eastAsia="Georgia Pro" w:hAnsi="Georgia Pro" w:cs="Georgia Pro"/>
-          <w:color w:val="000000" w:themeColor="text1"/>
-        </w:rPr>
-      </w:pPr>
-      <w:r>
-        <w:rPr>
-          <w:rFonts w:ascii="Georgia Pro" w:eastAsia="Georgia Pro" w:hAnsi="Georgia Pro" w:cs="Georgia Pro"/>
-          <w:color w:val="000000" w:themeColor="text1"/>
-        </w:rPr>
-        <w:t xml:space="preserve">        "hostvars": {}</w:t>
-      </w:r>
+        <w:t xml:space="preserve">    "_meta</w:t>
+      </w:r>
+      <w:proofErr w:type="gramStart"/>
+      <w:r>
+        <w:rPr>
+          <w:rFonts w:ascii="Georgia Pro" w:eastAsia="Georgia Pro" w:hAnsi="Georgia Pro" w:cs="Georgia Pro"/>
+          <w:color w:val="000000" w:themeColor="text1"/>
+        </w:rPr>
+        <w:t>": {</w:t>
+      </w:r>
+      <w:proofErr w:type="gramEnd"/>
+    </w:p>
+    <w:p>
+      <w:pPr>
+        <w:pBdr>
+          <w:top w:val="single" w:sz="4" w:space="1" w:color="auto"/>
+          <w:left w:val="single" w:sz="4" w:space="4" w:color="auto"/>
+          <w:bottom w:val="single" w:sz="4" w:space="1" w:color="auto"/>
+          <w:right w:val="single" w:sz="4" w:space="4" w:color="auto"/>
+        </w:pBdr>
+        <w:shd w:val="clear" w:color="auto" w:fill="F2F2F2" w:themeFill="background1" w:themeFillShade="F2"/>
+        <w:spacing w:after="0" w:line="360" w:lineRule="auto"/>
+        <w:rPr>
+          <w:rFonts w:ascii="Georgia Pro" w:eastAsia="Georgia Pro" w:hAnsi="Georgia Pro" w:cs="Georgia Pro"/>
+          <w:color w:val="000000" w:themeColor="text1"/>
+        </w:rPr>
+      </w:pPr>
+      <w:r>
+        <w:rPr>
+          <w:rFonts w:ascii="Georgia Pro" w:eastAsia="Georgia Pro" w:hAnsi="Georgia Pro" w:cs="Georgia Pro"/>
+          <w:color w:val="000000" w:themeColor="text1"/>
+        </w:rPr>
+        <w:t xml:space="preserve">        "</w:t>
+      </w:r>
+      <w:proofErr w:type="spellStart"/>
+      <w:r>
+        <w:rPr>
+          <w:rFonts w:ascii="Georgia Pro" w:eastAsia="Georgia Pro" w:hAnsi="Georgia Pro" w:cs="Georgia Pro"/>
+          <w:color w:val="000000" w:themeColor="text1"/>
+        </w:rPr>
+        <w:t>hostvars</w:t>
+      </w:r>
+      <w:proofErr w:type="spellEnd"/>
+      <w:proofErr w:type="gramStart"/>
+      <w:r>
+        <w:rPr>
+          <w:rFonts w:ascii="Georgia Pro" w:eastAsia="Georgia Pro" w:hAnsi="Georgia Pro" w:cs="Georgia Pro"/>
+          <w:color w:val="000000" w:themeColor="text1"/>
+        </w:rPr>
+        <w:t>": {}</w:t>
+      </w:r>
+      <w:proofErr w:type="gramEnd"/>
     </w:p>
     <w:p>
       <w:pPr>
@@ -973,76 +1472,172 @@
           <w:rFonts w:ascii="Georgia Pro" w:eastAsia="Georgia Pro" w:hAnsi="Georgia Pro" w:cs="Georgia Pro"/>
           <w:color w:val="000000" w:themeColor="text1"/>
         </w:rPr>
-        <w:t xml:space="preserve">    for instance in reservation["Instances"]:</w:t>
-      </w:r>
-    </w:p>
-    <w:p>
-      <w:pPr>
-        <w:pBdr>
-          <w:top w:val="single" w:sz="4" w:space="1" w:color="auto"/>
-          <w:left w:val="single" w:sz="4" w:space="4" w:color="auto"/>
-          <w:bottom w:val="single" w:sz="4" w:space="1" w:color="auto"/>
-          <w:right w:val="single" w:sz="4" w:space="4" w:color="auto"/>
-        </w:pBdr>
-        <w:shd w:val="clear" w:color="auto" w:fill="F2F2F2" w:themeFill="background1" w:themeFillShade="F2"/>
-        <w:spacing w:after="0" w:line="360" w:lineRule="auto"/>
-        <w:rPr>
-          <w:rFonts w:ascii="Georgia Pro" w:eastAsia="Georgia Pro" w:hAnsi="Georgia Pro" w:cs="Georgia Pro"/>
-          <w:color w:val="000000" w:themeColor="text1"/>
-        </w:rPr>
-      </w:pPr>
-      <w:r>
-        <w:rPr>
-          <w:rFonts w:ascii="Georgia Pro" w:eastAsia="Georgia Pro" w:hAnsi="Georgia Pro" w:cs="Georgia Pro"/>
-          <w:color w:val="000000" w:themeColor="text1"/>
-        </w:rPr>
-        <w:t xml:space="preserve">        if instance["State"]["Name"] == "running":</w:t>
-      </w:r>
-    </w:p>
-    <w:p>
-      <w:pPr>
-        <w:pBdr>
-          <w:top w:val="single" w:sz="4" w:space="1" w:color="auto"/>
-          <w:left w:val="single" w:sz="4" w:space="4" w:color="auto"/>
-          <w:bottom w:val="single" w:sz="4" w:space="1" w:color="auto"/>
-          <w:right w:val="single" w:sz="4" w:space="4" w:color="auto"/>
-        </w:pBdr>
-        <w:shd w:val="clear" w:color="auto" w:fill="F2F2F2" w:themeFill="background1" w:themeFillShade="F2"/>
-        <w:spacing w:after="0" w:line="360" w:lineRule="auto"/>
-        <w:rPr>
-          <w:rFonts w:ascii="Georgia Pro" w:eastAsia="Georgia Pro" w:hAnsi="Georgia Pro" w:cs="Georgia Pro"/>
-          <w:color w:val="000000" w:themeColor="text1"/>
-        </w:rPr>
-      </w:pPr>
-      <w:r>
-        <w:rPr>
-          <w:rFonts w:ascii="Georgia Pro" w:eastAsia="Georgia Pro" w:hAnsi="Georgia Pro" w:cs="Georgia Pro"/>
-          <w:color w:val="000000" w:themeColor="text1"/>
-        </w:rPr>
-        <w:t xml:space="preserve">            public_ip = instance.get("PublicIpAddress")</w:t>
-      </w:r>
-    </w:p>
-    <w:p>
-      <w:pPr>
-        <w:pBdr>
-          <w:top w:val="single" w:sz="4" w:space="1" w:color="auto"/>
-          <w:left w:val="single" w:sz="4" w:space="4" w:color="auto"/>
-          <w:bottom w:val="single" w:sz="4" w:space="1" w:color="auto"/>
-          <w:right w:val="single" w:sz="4" w:space="4" w:color="auto"/>
-        </w:pBdr>
-        <w:shd w:val="clear" w:color="auto" w:fill="F2F2F2" w:themeFill="background1" w:themeFillShade="F2"/>
-        <w:spacing w:after="0" w:line="360" w:lineRule="auto"/>
-        <w:rPr>
-          <w:rFonts w:ascii="Georgia Pro" w:eastAsia="Georgia Pro" w:hAnsi="Georgia Pro" w:cs="Georgia Pro"/>
-          <w:color w:val="000000" w:themeColor="text1"/>
-        </w:rPr>
-      </w:pPr>
-      <w:r>
-        <w:rPr>
-          <w:rFonts w:ascii="Georgia Pro" w:eastAsia="Georgia Pro" w:hAnsi="Georgia Pro" w:cs="Georgia Pro"/>
-          <w:color w:val="000000" w:themeColor="text1"/>
-        </w:rPr>
-        <w:t xml:space="preserve">            if not public_ip:</w:t>
+        <w:t xml:space="preserve">    for </w:t>
+      </w:r>
+      <w:proofErr w:type="gramStart"/>
+      <w:r>
+        <w:rPr>
+          <w:rFonts w:ascii="Georgia Pro" w:eastAsia="Georgia Pro" w:hAnsi="Georgia Pro" w:cs="Georgia Pro"/>
+          <w:color w:val="000000" w:themeColor="text1"/>
+        </w:rPr>
+        <w:t>instance</w:t>
+      </w:r>
+      <w:proofErr w:type="gramEnd"/>
+      <w:r>
+        <w:rPr>
+          <w:rFonts w:ascii="Georgia Pro" w:eastAsia="Georgia Pro" w:hAnsi="Georgia Pro" w:cs="Georgia Pro"/>
+          <w:color w:val="000000" w:themeColor="text1"/>
+        </w:rPr>
+        <w:t xml:space="preserve"> in reservation["Instances"]:</w:t>
+      </w:r>
+    </w:p>
+    <w:p>
+      <w:pPr>
+        <w:pBdr>
+          <w:top w:val="single" w:sz="4" w:space="1" w:color="auto"/>
+          <w:left w:val="single" w:sz="4" w:space="4" w:color="auto"/>
+          <w:bottom w:val="single" w:sz="4" w:space="1" w:color="auto"/>
+          <w:right w:val="single" w:sz="4" w:space="4" w:color="auto"/>
+        </w:pBdr>
+        <w:shd w:val="clear" w:color="auto" w:fill="F2F2F2" w:themeFill="background1" w:themeFillShade="F2"/>
+        <w:spacing w:after="0" w:line="360" w:lineRule="auto"/>
+        <w:rPr>
+          <w:rFonts w:ascii="Georgia Pro" w:eastAsia="Georgia Pro" w:hAnsi="Georgia Pro" w:cs="Georgia Pro"/>
+          <w:color w:val="000000" w:themeColor="text1"/>
+        </w:rPr>
+      </w:pPr>
+      <w:r>
+        <w:rPr>
+          <w:rFonts w:ascii="Georgia Pro" w:eastAsia="Georgia Pro" w:hAnsi="Georgia Pro" w:cs="Georgia Pro"/>
+          <w:color w:val="000000" w:themeColor="text1"/>
+        </w:rPr>
+        <w:t xml:space="preserve">        if instance["State</w:t>
+      </w:r>
+      <w:proofErr w:type="gramStart"/>
+      <w:r>
+        <w:rPr>
+          <w:rFonts w:ascii="Georgia Pro" w:eastAsia="Georgia Pro" w:hAnsi="Georgia Pro" w:cs="Georgia Pro"/>
+          <w:color w:val="000000" w:themeColor="text1"/>
+        </w:rPr>
+        <w:t>"][</w:t>
+      </w:r>
+      <w:proofErr w:type="gramEnd"/>
+      <w:r>
+        <w:rPr>
+          <w:rFonts w:ascii="Georgia Pro" w:eastAsia="Georgia Pro" w:hAnsi="Georgia Pro" w:cs="Georgia Pro"/>
+          <w:color w:val="000000" w:themeColor="text1"/>
+        </w:rPr>
+        <w:t>"Name"] == "running":</w:t>
+      </w:r>
+    </w:p>
+    <w:p>
+      <w:pPr>
+        <w:pBdr>
+          <w:top w:val="single" w:sz="4" w:space="1" w:color="auto"/>
+          <w:left w:val="single" w:sz="4" w:space="4" w:color="auto"/>
+          <w:bottom w:val="single" w:sz="4" w:space="1" w:color="auto"/>
+          <w:right w:val="single" w:sz="4" w:space="4" w:color="auto"/>
+        </w:pBdr>
+        <w:shd w:val="clear" w:color="auto" w:fill="F2F2F2" w:themeFill="background1" w:themeFillShade="F2"/>
+        <w:spacing w:after="0" w:line="360" w:lineRule="auto"/>
+        <w:rPr>
+          <w:rFonts w:ascii="Georgia Pro" w:eastAsia="Georgia Pro" w:hAnsi="Georgia Pro" w:cs="Georgia Pro"/>
+          <w:color w:val="000000" w:themeColor="text1"/>
+        </w:rPr>
+      </w:pPr>
+      <w:r>
+        <w:rPr>
+          <w:rFonts w:ascii="Georgia Pro" w:eastAsia="Georgia Pro" w:hAnsi="Georgia Pro" w:cs="Georgia Pro"/>
+          <w:color w:val="000000" w:themeColor="text1"/>
+        </w:rPr>
+        <w:t xml:space="preserve">            </w:t>
+      </w:r>
+      <w:proofErr w:type="spellStart"/>
+      <w:r>
+        <w:rPr>
+          <w:rFonts w:ascii="Georgia Pro" w:eastAsia="Georgia Pro" w:hAnsi="Georgia Pro" w:cs="Georgia Pro"/>
+          <w:color w:val="000000" w:themeColor="text1"/>
+        </w:rPr>
+        <w:t>public_ip</w:t>
+      </w:r>
+      <w:proofErr w:type="spellEnd"/>
+      <w:r>
+        <w:rPr>
+          <w:rFonts w:ascii="Georgia Pro" w:eastAsia="Georgia Pro" w:hAnsi="Georgia Pro" w:cs="Georgia Pro"/>
+          <w:color w:val="000000" w:themeColor="text1"/>
+        </w:rPr>
+        <w:t xml:space="preserve"> = </w:t>
+      </w:r>
+      <w:proofErr w:type="spellStart"/>
+      <w:r>
+        <w:rPr>
+          <w:rFonts w:ascii="Georgia Pro" w:eastAsia="Georgia Pro" w:hAnsi="Georgia Pro" w:cs="Georgia Pro"/>
+          <w:color w:val="000000" w:themeColor="text1"/>
+        </w:rPr>
+        <w:t>instance.get</w:t>
+      </w:r>
+      <w:proofErr w:type="spellEnd"/>
+      <w:r>
+        <w:rPr>
+          <w:rFonts w:ascii="Georgia Pro" w:eastAsia="Georgia Pro" w:hAnsi="Georgia Pro" w:cs="Georgia Pro"/>
+          <w:color w:val="000000" w:themeColor="text1"/>
+        </w:rPr>
+        <w:t>("</w:t>
+      </w:r>
+      <w:proofErr w:type="spellStart"/>
+      <w:r>
+        <w:rPr>
+          <w:rFonts w:ascii="Georgia Pro" w:eastAsia="Georgia Pro" w:hAnsi="Georgia Pro" w:cs="Georgia Pro"/>
+          <w:color w:val="000000" w:themeColor="text1"/>
+        </w:rPr>
+        <w:t>PublicIpAddress</w:t>
+      </w:r>
+      <w:proofErr w:type="spellEnd"/>
+      <w:r>
+        <w:rPr>
+          <w:rFonts w:ascii="Georgia Pro" w:eastAsia="Georgia Pro" w:hAnsi="Georgia Pro" w:cs="Georgia Pro"/>
+          <w:color w:val="000000" w:themeColor="text1"/>
+        </w:rPr>
+        <w:t>")</w:t>
+      </w:r>
+    </w:p>
+    <w:p>
+      <w:pPr>
+        <w:pBdr>
+          <w:top w:val="single" w:sz="4" w:space="1" w:color="auto"/>
+          <w:left w:val="single" w:sz="4" w:space="4" w:color="auto"/>
+          <w:bottom w:val="single" w:sz="4" w:space="1" w:color="auto"/>
+          <w:right w:val="single" w:sz="4" w:space="4" w:color="auto"/>
+        </w:pBdr>
+        <w:shd w:val="clear" w:color="auto" w:fill="F2F2F2" w:themeFill="background1" w:themeFillShade="F2"/>
+        <w:spacing w:after="0" w:line="360" w:lineRule="auto"/>
+        <w:rPr>
+          <w:rFonts w:ascii="Georgia Pro" w:eastAsia="Georgia Pro" w:hAnsi="Georgia Pro" w:cs="Georgia Pro"/>
+          <w:color w:val="000000" w:themeColor="text1"/>
+        </w:rPr>
+      </w:pPr>
+      <w:r>
+        <w:rPr>
+          <w:rFonts w:ascii="Georgia Pro" w:eastAsia="Georgia Pro" w:hAnsi="Georgia Pro" w:cs="Georgia Pro"/>
+          <w:color w:val="000000" w:themeColor="text1"/>
+        </w:rPr>
+        <w:t xml:space="preserve">            if not </w:t>
+      </w:r>
+      <w:proofErr w:type="spellStart"/>
+      <w:r>
+        <w:rPr>
+          <w:rFonts w:ascii="Georgia Pro" w:eastAsia="Georgia Pro" w:hAnsi="Georgia Pro" w:cs="Georgia Pro"/>
+          <w:color w:val="000000" w:themeColor="text1"/>
+        </w:rPr>
+        <w:t>public_ip</w:t>
+      </w:r>
+      <w:proofErr w:type="spellEnd"/>
+      <w:r>
+        <w:rPr>
+          <w:rFonts w:ascii="Georgia Pro" w:eastAsia="Georgia Pro" w:hAnsi="Georgia Pro" w:cs="Georgia Pro"/>
+          <w:color w:val="000000" w:themeColor="text1"/>
+        </w:rPr>
+        <w:t>:</w:t>
       </w:r>
     </w:p>
     <w:p>
@@ -1104,154 +1699,368 @@
           <w:rFonts w:ascii="Georgia Pro" w:eastAsia="Georgia Pro" w:hAnsi="Georgia Pro" w:cs="Georgia Pro"/>
           <w:color w:val="000000" w:themeColor="text1"/>
         </w:rPr>
-        <w:t xml:space="preserve">            hostname = f"ec2-{public_ip.replace('.', '-')}.compute-1.amazonaws.com"</w:t>
-      </w:r>
-    </w:p>
-    <w:p>
-      <w:pPr>
-        <w:pBdr>
-          <w:top w:val="single" w:sz="4" w:space="1" w:color="auto"/>
-          <w:left w:val="single" w:sz="4" w:space="4" w:color="auto"/>
-          <w:bottom w:val="single" w:sz="4" w:space="1" w:color="auto"/>
-          <w:right w:val="single" w:sz="4" w:space="4" w:color="auto"/>
-        </w:pBdr>
-        <w:shd w:val="clear" w:color="auto" w:fill="F2F2F2" w:themeFill="background1" w:themeFillShade="F2"/>
-        <w:spacing w:after="0" w:line="360" w:lineRule="auto"/>
-        <w:rPr>
-          <w:rFonts w:ascii="Georgia Pro" w:eastAsia="Georgia Pro" w:hAnsi="Georgia Pro" w:cs="Georgia Pro"/>
-          <w:color w:val="000000" w:themeColor="text1"/>
-        </w:rPr>
-      </w:pPr>
-    </w:p>
-    <w:p>
-      <w:pPr>
-        <w:pBdr>
-          <w:top w:val="single" w:sz="4" w:space="1" w:color="auto"/>
-          <w:left w:val="single" w:sz="4" w:space="4" w:color="auto"/>
-          <w:bottom w:val="single" w:sz="4" w:space="1" w:color="auto"/>
-          <w:right w:val="single" w:sz="4" w:space="4" w:color="auto"/>
-        </w:pBdr>
-        <w:shd w:val="clear" w:color="auto" w:fill="F2F2F2" w:themeFill="background1" w:themeFillShade="F2"/>
-        <w:spacing w:after="0" w:line="360" w:lineRule="auto"/>
-        <w:rPr>
-          <w:rFonts w:ascii="Georgia Pro" w:eastAsia="Georgia Pro" w:hAnsi="Georgia Pro" w:cs="Georgia Pro"/>
-          <w:color w:val="000000" w:themeColor="text1"/>
-        </w:rPr>
-      </w:pPr>
-      <w:r>
-        <w:rPr>
-          <w:rFonts w:ascii="Georgia Pro" w:eastAsia="Georgia Pro" w:hAnsi="Georgia Pro" w:cs="Georgia Pro"/>
-          <w:color w:val="000000" w:themeColor="text1"/>
-        </w:rPr>
-        <w:t xml:space="preserve">            inventory["all"]["hosts"].append(hostname)</w:t>
-      </w:r>
-    </w:p>
-    <w:p>
-      <w:pPr>
-        <w:pBdr>
-          <w:top w:val="single" w:sz="4" w:space="1" w:color="auto"/>
-          <w:left w:val="single" w:sz="4" w:space="4" w:color="auto"/>
-          <w:bottom w:val="single" w:sz="4" w:space="1" w:color="auto"/>
-          <w:right w:val="single" w:sz="4" w:space="4" w:color="auto"/>
-        </w:pBdr>
-        <w:shd w:val="clear" w:color="auto" w:fill="F2F2F2" w:themeFill="background1" w:themeFillShade="F2"/>
-        <w:spacing w:after="0" w:line="360" w:lineRule="auto"/>
-        <w:rPr>
-          <w:rFonts w:ascii="Georgia Pro" w:eastAsia="Georgia Pro" w:hAnsi="Georgia Pro" w:cs="Georgia Pro"/>
-          <w:color w:val="000000" w:themeColor="text1"/>
-        </w:rPr>
-      </w:pPr>
-    </w:p>
-    <w:p>
-      <w:pPr>
-        <w:pBdr>
-          <w:top w:val="single" w:sz="4" w:space="1" w:color="auto"/>
-          <w:left w:val="single" w:sz="4" w:space="4" w:color="auto"/>
-          <w:bottom w:val="single" w:sz="4" w:space="1" w:color="auto"/>
-          <w:right w:val="single" w:sz="4" w:space="4" w:color="auto"/>
-        </w:pBdr>
-        <w:shd w:val="clear" w:color="auto" w:fill="F2F2F2" w:themeFill="background1" w:themeFillShade="F2"/>
-        <w:spacing w:after="0" w:line="360" w:lineRule="auto"/>
-        <w:rPr>
-          <w:rFonts w:ascii="Georgia Pro" w:eastAsia="Georgia Pro" w:hAnsi="Georgia Pro" w:cs="Georgia Pro"/>
-          <w:color w:val="000000" w:themeColor="text1"/>
-        </w:rPr>
-      </w:pPr>
-      <w:r>
-        <w:rPr>
-          <w:rFonts w:ascii="Georgia Pro" w:eastAsia="Georgia Pro" w:hAnsi="Georgia Pro" w:cs="Georgia Pro"/>
-          <w:color w:val="000000" w:themeColor="text1"/>
-        </w:rPr>
-        <w:t xml:space="preserve">            inventory["_meta"]["hostvars"][hostname] = {</w:t>
-      </w:r>
-    </w:p>
-    <w:p>
-      <w:pPr>
-        <w:pBdr>
-          <w:top w:val="single" w:sz="4" w:space="1" w:color="auto"/>
-          <w:left w:val="single" w:sz="4" w:space="4" w:color="auto"/>
-          <w:bottom w:val="single" w:sz="4" w:space="1" w:color="auto"/>
-          <w:right w:val="single" w:sz="4" w:space="4" w:color="auto"/>
-        </w:pBdr>
-        <w:shd w:val="clear" w:color="auto" w:fill="F2F2F2" w:themeFill="background1" w:themeFillShade="F2"/>
-        <w:spacing w:after="0" w:line="360" w:lineRule="auto"/>
-        <w:rPr>
-          <w:rFonts w:ascii="Georgia Pro" w:eastAsia="Georgia Pro" w:hAnsi="Georgia Pro" w:cs="Georgia Pro"/>
-          <w:color w:val="000000" w:themeColor="text1"/>
-        </w:rPr>
-      </w:pPr>
-      <w:r>
-        <w:rPr>
-          <w:rFonts w:ascii="Georgia Pro" w:eastAsia="Georgia Pro" w:hAnsi="Georgia Pro" w:cs="Georgia Pro"/>
-          <w:color w:val="000000" w:themeColor="text1"/>
-        </w:rPr>
-        <w:t xml:space="preserve">                "ansible_host": public_ip,</w:t>
-      </w:r>
-    </w:p>
-    <w:p>
-      <w:pPr>
-        <w:pBdr>
-          <w:top w:val="single" w:sz="4" w:space="1" w:color="auto"/>
-          <w:left w:val="single" w:sz="4" w:space="4" w:color="auto"/>
-          <w:bottom w:val="single" w:sz="4" w:space="1" w:color="auto"/>
-          <w:right w:val="single" w:sz="4" w:space="4" w:color="auto"/>
-        </w:pBdr>
-        <w:shd w:val="clear" w:color="auto" w:fill="F2F2F2" w:themeFill="background1" w:themeFillShade="F2"/>
-        <w:spacing w:after="0" w:line="360" w:lineRule="auto"/>
-        <w:rPr>
-          <w:rFonts w:ascii="Georgia Pro" w:eastAsia="Georgia Pro" w:hAnsi="Georgia Pro" w:cs="Georgia Pro"/>
-          <w:color w:val="000000" w:themeColor="text1"/>
-        </w:rPr>
-      </w:pPr>
-      <w:r>
-        <w:rPr>
-          <w:rFonts w:ascii="Georgia Pro" w:eastAsia="Georgia Pro" w:hAnsi="Georgia Pro" w:cs="Georgia Pro"/>
-          <w:color w:val="000000" w:themeColor="text1"/>
-        </w:rPr>
-        <w:t xml:space="preserve">                "ansible_user": "ubuntu",</w:t>
-      </w:r>
-    </w:p>
-    <w:p>
-      <w:pPr>
-        <w:pBdr>
-          <w:top w:val="single" w:sz="4" w:space="1" w:color="auto"/>
-          <w:left w:val="single" w:sz="4" w:space="4" w:color="auto"/>
-          <w:bottom w:val="single" w:sz="4" w:space="1" w:color="auto"/>
-          <w:right w:val="single" w:sz="4" w:space="4" w:color="auto"/>
-        </w:pBdr>
-        <w:shd w:val="clear" w:color="auto" w:fill="F2F2F2" w:themeFill="background1" w:themeFillShade="F2"/>
-        <w:spacing w:after="0" w:line="360" w:lineRule="auto"/>
-        <w:rPr>
-          <w:rFonts w:ascii="Georgia Pro" w:eastAsia="Georgia Pro" w:hAnsi="Georgia Pro" w:cs="Georgia Pro"/>
-          <w:color w:val="000000" w:themeColor="text1"/>
-        </w:rPr>
-      </w:pPr>
-      <w:r>
-        <w:rPr>
-          <w:rFonts w:ascii="Georgia Pro" w:eastAsia="Georgia Pro" w:hAnsi="Georgia Pro" w:cs="Georgia Pro"/>
-          <w:color w:val="000000" w:themeColor="text1"/>
-        </w:rPr>
-        <w:t xml:space="preserve">                "ansible_ssh_private_key_file": "../terraform/ec2-key.pem"</w:t>
+        <w:t xml:space="preserve">            hostname = f"ec2</w:t>
+      </w:r>
+      <w:proofErr w:type="gramStart"/>
+      <w:r>
+        <w:rPr>
+          <w:rFonts w:ascii="Georgia Pro" w:eastAsia="Georgia Pro" w:hAnsi="Georgia Pro" w:cs="Georgia Pro"/>
+          <w:color w:val="000000" w:themeColor="text1"/>
+        </w:rPr>
+        <w:t>-{</w:t>
+      </w:r>
+      <w:proofErr w:type="spellStart"/>
+      <w:proofErr w:type="gramEnd"/>
+      <w:r>
+        <w:rPr>
+          <w:rFonts w:ascii="Georgia Pro" w:eastAsia="Georgia Pro" w:hAnsi="Georgia Pro" w:cs="Georgia Pro"/>
+          <w:color w:val="000000" w:themeColor="text1"/>
+        </w:rPr>
+        <w:t>public_</w:t>
+      </w:r>
+      <w:proofErr w:type="gramStart"/>
+      <w:r>
+        <w:rPr>
+          <w:rFonts w:ascii="Georgia Pro" w:eastAsia="Georgia Pro" w:hAnsi="Georgia Pro" w:cs="Georgia Pro"/>
+          <w:color w:val="000000" w:themeColor="text1"/>
+        </w:rPr>
+        <w:t>ip.replace</w:t>
+      </w:r>
+      <w:proofErr w:type="spellEnd"/>
+      <w:proofErr w:type="gramEnd"/>
+      <w:r>
+        <w:rPr>
+          <w:rFonts w:ascii="Georgia Pro" w:eastAsia="Georgia Pro" w:hAnsi="Georgia Pro" w:cs="Georgia Pro"/>
+          <w:color w:val="000000" w:themeColor="text1"/>
+        </w:rPr>
+        <w:t>('.', '-')</w:t>
+      </w:r>
+      <w:proofErr w:type="gramStart"/>
+      <w:r>
+        <w:rPr>
+          <w:rFonts w:ascii="Georgia Pro" w:eastAsia="Georgia Pro" w:hAnsi="Georgia Pro" w:cs="Georgia Pro"/>
+          <w:color w:val="000000" w:themeColor="text1"/>
+        </w:rPr>
+        <w:t>}.compute-1.amazonaws.com</w:t>
+      </w:r>
+      <w:proofErr w:type="gramEnd"/>
+      <w:r>
+        <w:rPr>
+          <w:rFonts w:ascii="Georgia Pro" w:eastAsia="Georgia Pro" w:hAnsi="Georgia Pro" w:cs="Georgia Pro"/>
+          <w:color w:val="000000" w:themeColor="text1"/>
+        </w:rPr>
+        <w:t>"</w:t>
+      </w:r>
+    </w:p>
+    <w:p>
+      <w:pPr>
+        <w:pBdr>
+          <w:top w:val="single" w:sz="4" w:space="1" w:color="auto"/>
+          <w:left w:val="single" w:sz="4" w:space="4" w:color="auto"/>
+          <w:bottom w:val="single" w:sz="4" w:space="1" w:color="auto"/>
+          <w:right w:val="single" w:sz="4" w:space="4" w:color="auto"/>
+        </w:pBdr>
+        <w:shd w:val="clear" w:color="auto" w:fill="F2F2F2" w:themeFill="background1" w:themeFillShade="F2"/>
+        <w:spacing w:after="0" w:line="360" w:lineRule="auto"/>
+        <w:rPr>
+          <w:rFonts w:ascii="Georgia Pro" w:eastAsia="Georgia Pro" w:hAnsi="Georgia Pro" w:cs="Georgia Pro"/>
+          <w:color w:val="000000" w:themeColor="text1"/>
+        </w:rPr>
+      </w:pPr>
+    </w:p>
+    <w:p>
+      <w:pPr>
+        <w:pBdr>
+          <w:top w:val="single" w:sz="4" w:space="1" w:color="auto"/>
+          <w:left w:val="single" w:sz="4" w:space="4" w:color="auto"/>
+          <w:bottom w:val="single" w:sz="4" w:space="1" w:color="auto"/>
+          <w:right w:val="single" w:sz="4" w:space="4" w:color="auto"/>
+        </w:pBdr>
+        <w:shd w:val="clear" w:color="auto" w:fill="F2F2F2" w:themeFill="background1" w:themeFillShade="F2"/>
+        <w:spacing w:after="0" w:line="360" w:lineRule="auto"/>
+        <w:rPr>
+          <w:rFonts w:ascii="Georgia Pro" w:eastAsia="Georgia Pro" w:hAnsi="Georgia Pro" w:cs="Georgia Pro"/>
+          <w:color w:val="000000" w:themeColor="text1"/>
+        </w:rPr>
+      </w:pPr>
+      <w:r>
+        <w:rPr>
+          <w:rFonts w:ascii="Georgia Pro" w:eastAsia="Georgia Pro" w:hAnsi="Georgia Pro" w:cs="Georgia Pro"/>
+          <w:color w:val="000000" w:themeColor="text1"/>
+        </w:rPr>
+        <w:t xml:space="preserve">            inventory["all</w:t>
+      </w:r>
+      <w:proofErr w:type="gramStart"/>
+      <w:r>
+        <w:rPr>
+          <w:rFonts w:ascii="Georgia Pro" w:eastAsia="Georgia Pro" w:hAnsi="Georgia Pro" w:cs="Georgia Pro"/>
+          <w:color w:val="000000" w:themeColor="text1"/>
+        </w:rPr>
+        <w:t>"][</w:t>
+      </w:r>
+      <w:proofErr w:type="gramEnd"/>
+      <w:r>
+        <w:rPr>
+          <w:rFonts w:ascii="Georgia Pro" w:eastAsia="Georgia Pro" w:hAnsi="Georgia Pro" w:cs="Georgia Pro"/>
+          <w:color w:val="000000" w:themeColor="text1"/>
+        </w:rPr>
+        <w:t>"hosts"</w:t>
+      </w:r>
+      <w:proofErr w:type="gramStart"/>
+      <w:r>
+        <w:rPr>
+          <w:rFonts w:ascii="Georgia Pro" w:eastAsia="Georgia Pro" w:hAnsi="Georgia Pro" w:cs="Georgia Pro"/>
+          <w:color w:val="000000" w:themeColor="text1"/>
+        </w:rPr>
+        <w:t>].append</w:t>
+      </w:r>
+      <w:proofErr w:type="gramEnd"/>
+      <w:r>
+        <w:rPr>
+          <w:rFonts w:ascii="Georgia Pro" w:eastAsia="Georgia Pro" w:hAnsi="Georgia Pro" w:cs="Georgia Pro"/>
+          <w:color w:val="000000" w:themeColor="text1"/>
+        </w:rPr>
+        <w:t>(hostname)</w:t>
+      </w:r>
+    </w:p>
+    <w:p>
+      <w:pPr>
+        <w:pBdr>
+          <w:top w:val="single" w:sz="4" w:space="1" w:color="auto"/>
+          <w:left w:val="single" w:sz="4" w:space="4" w:color="auto"/>
+          <w:bottom w:val="single" w:sz="4" w:space="1" w:color="auto"/>
+          <w:right w:val="single" w:sz="4" w:space="4" w:color="auto"/>
+        </w:pBdr>
+        <w:shd w:val="clear" w:color="auto" w:fill="F2F2F2" w:themeFill="background1" w:themeFillShade="F2"/>
+        <w:spacing w:after="0" w:line="360" w:lineRule="auto"/>
+        <w:rPr>
+          <w:rFonts w:ascii="Georgia Pro" w:eastAsia="Georgia Pro" w:hAnsi="Georgia Pro" w:cs="Georgia Pro"/>
+          <w:color w:val="000000" w:themeColor="text1"/>
+        </w:rPr>
+      </w:pPr>
+    </w:p>
+    <w:p>
+      <w:pPr>
+        <w:pBdr>
+          <w:top w:val="single" w:sz="4" w:space="1" w:color="auto"/>
+          <w:left w:val="single" w:sz="4" w:space="4" w:color="auto"/>
+          <w:bottom w:val="single" w:sz="4" w:space="1" w:color="auto"/>
+          <w:right w:val="single" w:sz="4" w:space="4" w:color="auto"/>
+        </w:pBdr>
+        <w:shd w:val="clear" w:color="auto" w:fill="F2F2F2" w:themeFill="background1" w:themeFillShade="F2"/>
+        <w:spacing w:after="0" w:line="360" w:lineRule="auto"/>
+        <w:rPr>
+          <w:rFonts w:ascii="Georgia Pro" w:eastAsia="Georgia Pro" w:hAnsi="Georgia Pro" w:cs="Georgia Pro"/>
+          <w:color w:val="000000" w:themeColor="text1"/>
+        </w:rPr>
+      </w:pPr>
+      <w:r>
+        <w:rPr>
+          <w:rFonts w:ascii="Georgia Pro" w:eastAsia="Georgia Pro" w:hAnsi="Georgia Pro" w:cs="Georgia Pro"/>
+          <w:color w:val="000000" w:themeColor="text1"/>
+        </w:rPr>
+        <w:t xml:space="preserve">            inventory["_meta</w:t>
+      </w:r>
+      <w:proofErr w:type="gramStart"/>
+      <w:r>
+        <w:rPr>
+          <w:rFonts w:ascii="Georgia Pro" w:eastAsia="Georgia Pro" w:hAnsi="Georgia Pro" w:cs="Georgia Pro"/>
+          <w:color w:val="000000" w:themeColor="text1"/>
+        </w:rPr>
+        <w:t>"][</w:t>
+      </w:r>
+      <w:proofErr w:type="gramEnd"/>
+      <w:r>
+        <w:rPr>
+          <w:rFonts w:ascii="Georgia Pro" w:eastAsia="Georgia Pro" w:hAnsi="Georgia Pro" w:cs="Georgia Pro"/>
+          <w:color w:val="000000" w:themeColor="text1"/>
+        </w:rPr>
+        <w:t>"</w:t>
+      </w:r>
+      <w:proofErr w:type="spellStart"/>
+      <w:r>
+        <w:rPr>
+          <w:rFonts w:ascii="Georgia Pro" w:eastAsia="Georgia Pro" w:hAnsi="Georgia Pro" w:cs="Georgia Pro"/>
+          <w:color w:val="000000" w:themeColor="text1"/>
+        </w:rPr>
+        <w:t>hostvars</w:t>
+      </w:r>
+      <w:proofErr w:type="spellEnd"/>
+      <w:proofErr w:type="gramStart"/>
+      <w:r>
+        <w:rPr>
+          <w:rFonts w:ascii="Georgia Pro" w:eastAsia="Georgia Pro" w:hAnsi="Georgia Pro" w:cs="Georgia Pro"/>
+          <w:color w:val="000000" w:themeColor="text1"/>
+        </w:rPr>
+        <w:t>"][</w:t>
+      </w:r>
+      <w:proofErr w:type="gramEnd"/>
+      <w:r>
+        <w:rPr>
+          <w:rFonts w:ascii="Georgia Pro" w:eastAsia="Georgia Pro" w:hAnsi="Georgia Pro" w:cs="Georgia Pro"/>
+          <w:color w:val="000000" w:themeColor="text1"/>
+        </w:rPr>
+        <w:t>hostname] = {</w:t>
+      </w:r>
+    </w:p>
+    <w:p>
+      <w:pPr>
+        <w:pBdr>
+          <w:top w:val="single" w:sz="4" w:space="1" w:color="auto"/>
+          <w:left w:val="single" w:sz="4" w:space="4" w:color="auto"/>
+          <w:bottom w:val="single" w:sz="4" w:space="1" w:color="auto"/>
+          <w:right w:val="single" w:sz="4" w:space="4" w:color="auto"/>
+        </w:pBdr>
+        <w:shd w:val="clear" w:color="auto" w:fill="F2F2F2" w:themeFill="background1" w:themeFillShade="F2"/>
+        <w:spacing w:after="0" w:line="360" w:lineRule="auto"/>
+        <w:rPr>
+          <w:rFonts w:ascii="Georgia Pro" w:eastAsia="Georgia Pro" w:hAnsi="Georgia Pro" w:cs="Georgia Pro"/>
+          <w:color w:val="000000" w:themeColor="text1"/>
+        </w:rPr>
+      </w:pPr>
+      <w:r>
+        <w:rPr>
+          <w:rFonts w:ascii="Georgia Pro" w:eastAsia="Georgia Pro" w:hAnsi="Georgia Pro" w:cs="Georgia Pro"/>
+          <w:color w:val="000000" w:themeColor="text1"/>
+        </w:rPr>
+        <w:t xml:space="preserve">                "</w:t>
+      </w:r>
+      <w:proofErr w:type="spellStart"/>
+      <w:proofErr w:type="gramStart"/>
+      <w:r>
+        <w:rPr>
+          <w:rFonts w:ascii="Georgia Pro" w:eastAsia="Georgia Pro" w:hAnsi="Georgia Pro" w:cs="Georgia Pro"/>
+          <w:color w:val="000000" w:themeColor="text1"/>
+        </w:rPr>
+        <w:t>ansible</w:t>
+      </w:r>
+      <w:proofErr w:type="gramEnd"/>
+      <w:r>
+        <w:rPr>
+          <w:rFonts w:ascii="Georgia Pro" w:eastAsia="Georgia Pro" w:hAnsi="Georgia Pro" w:cs="Georgia Pro"/>
+          <w:color w:val="000000" w:themeColor="text1"/>
+        </w:rPr>
+        <w:t>_host</w:t>
+      </w:r>
+      <w:proofErr w:type="spellEnd"/>
+      <w:r>
+        <w:rPr>
+          <w:rFonts w:ascii="Georgia Pro" w:eastAsia="Georgia Pro" w:hAnsi="Georgia Pro" w:cs="Georgia Pro"/>
+          <w:color w:val="000000" w:themeColor="text1"/>
+        </w:rPr>
+        <w:t xml:space="preserve">": </w:t>
+      </w:r>
+      <w:proofErr w:type="spellStart"/>
+      <w:r>
+        <w:rPr>
+          <w:rFonts w:ascii="Georgia Pro" w:eastAsia="Georgia Pro" w:hAnsi="Georgia Pro" w:cs="Georgia Pro"/>
+          <w:color w:val="000000" w:themeColor="text1"/>
+        </w:rPr>
+        <w:t>public_ip</w:t>
+      </w:r>
+      <w:proofErr w:type="spellEnd"/>
+      <w:r>
+        <w:rPr>
+          <w:rFonts w:ascii="Georgia Pro" w:eastAsia="Georgia Pro" w:hAnsi="Georgia Pro" w:cs="Georgia Pro"/>
+          <w:color w:val="000000" w:themeColor="text1"/>
+        </w:rPr>
+        <w:t>,</w:t>
+      </w:r>
+    </w:p>
+    <w:p>
+      <w:pPr>
+        <w:pBdr>
+          <w:top w:val="single" w:sz="4" w:space="1" w:color="auto"/>
+          <w:left w:val="single" w:sz="4" w:space="4" w:color="auto"/>
+          <w:bottom w:val="single" w:sz="4" w:space="1" w:color="auto"/>
+          <w:right w:val="single" w:sz="4" w:space="4" w:color="auto"/>
+        </w:pBdr>
+        <w:shd w:val="clear" w:color="auto" w:fill="F2F2F2" w:themeFill="background1" w:themeFillShade="F2"/>
+        <w:spacing w:after="0" w:line="360" w:lineRule="auto"/>
+        <w:rPr>
+          <w:rFonts w:ascii="Georgia Pro" w:eastAsia="Georgia Pro" w:hAnsi="Georgia Pro" w:cs="Georgia Pro"/>
+          <w:color w:val="000000" w:themeColor="text1"/>
+        </w:rPr>
+      </w:pPr>
+      <w:r>
+        <w:rPr>
+          <w:rFonts w:ascii="Georgia Pro" w:eastAsia="Georgia Pro" w:hAnsi="Georgia Pro" w:cs="Georgia Pro"/>
+          <w:color w:val="000000" w:themeColor="text1"/>
+        </w:rPr>
+        <w:t xml:space="preserve">                "</w:t>
+      </w:r>
+      <w:proofErr w:type="spellStart"/>
+      <w:proofErr w:type="gramStart"/>
+      <w:r>
+        <w:rPr>
+          <w:rFonts w:ascii="Georgia Pro" w:eastAsia="Georgia Pro" w:hAnsi="Georgia Pro" w:cs="Georgia Pro"/>
+          <w:color w:val="000000" w:themeColor="text1"/>
+        </w:rPr>
+        <w:t>ansible</w:t>
+      </w:r>
+      <w:proofErr w:type="gramEnd"/>
+      <w:r>
+        <w:rPr>
+          <w:rFonts w:ascii="Georgia Pro" w:eastAsia="Georgia Pro" w:hAnsi="Georgia Pro" w:cs="Georgia Pro"/>
+          <w:color w:val="000000" w:themeColor="text1"/>
+        </w:rPr>
+        <w:t>_user</w:t>
+      </w:r>
+      <w:proofErr w:type="spellEnd"/>
+      <w:r>
+        <w:rPr>
+          <w:rFonts w:ascii="Georgia Pro" w:eastAsia="Georgia Pro" w:hAnsi="Georgia Pro" w:cs="Georgia Pro"/>
+          <w:color w:val="000000" w:themeColor="text1"/>
+        </w:rPr>
+        <w:t>": "ubuntu",</w:t>
+      </w:r>
+    </w:p>
+    <w:p>
+      <w:pPr>
+        <w:pBdr>
+          <w:top w:val="single" w:sz="4" w:space="1" w:color="auto"/>
+          <w:left w:val="single" w:sz="4" w:space="4" w:color="auto"/>
+          <w:bottom w:val="single" w:sz="4" w:space="1" w:color="auto"/>
+          <w:right w:val="single" w:sz="4" w:space="4" w:color="auto"/>
+        </w:pBdr>
+        <w:shd w:val="clear" w:color="auto" w:fill="F2F2F2" w:themeFill="background1" w:themeFillShade="F2"/>
+        <w:spacing w:after="0" w:line="360" w:lineRule="auto"/>
+        <w:rPr>
+          <w:rFonts w:ascii="Georgia Pro" w:eastAsia="Georgia Pro" w:hAnsi="Georgia Pro" w:cs="Georgia Pro"/>
+          <w:color w:val="000000" w:themeColor="text1"/>
+        </w:rPr>
+      </w:pPr>
+      <w:r>
+        <w:rPr>
+          <w:rFonts w:ascii="Georgia Pro" w:eastAsia="Georgia Pro" w:hAnsi="Georgia Pro" w:cs="Georgia Pro"/>
+          <w:color w:val="000000" w:themeColor="text1"/>
+        </w:rPr>
+        <w:t xml:space="preserve">                "</w:t>
+      </w:r>
+      <w:proofErr w:type="spellStart"/>
+      <w:proofErr w:type="gramStart"/>
+      <w:r>
+        <w:rPr>
+          <w:rFonts w:ascii="Georgia Pro" w:eastAsia="Georgia Pro" w:hAnsi="Georgia Pro" w:cs="Georgia Pro"/>
+          <w:color w:val="000000" w:themeColor="text1"/>
+        </w:rPr>
+        <w:t>ansible</w:t>
+      </w:r>
+      <w:proofErr w:type="gramEnd"/>
+      <w:r>
+        <w:rPr>
+          <w:rFonts w:ascii="Georgia Pro" w:eastAsia="Georgia Pro" w:hAnsi="Georgia Pro" w:cs="Georgia Pro"/>
+          <w:color w:val="000000" w:themeColor="text1"/>
+        </w:rPr>
+        <w:t>_ssh_private_key_file</w:t>
+      </w:r>
+      <w:proofErr w:type="spellEnd"/>
+      <w:r>
+        <w:rPr>
+          <w:rFonts w:ascii="Georgia Pro" w:eastAsia="Georgia Pro" w:hAnsi="Georgia Pro" w:cs="Georgia Pro"/>
+          <w:color w:val="000000" w:themeColor="text1"/>
+        </w:rPr>
+        <w:t>": "../terraform/ec2-key.pem"</w:t>
       </w:r>
     </w:p>
     <w:p>
@@ -1313,7 +2122,25 @@
           <w:rFonts w:ascii="Georgia Pro" w:eastAsia="Georgia Pro" w:hAnsi="Georgia Pro" w:cs="Georgia Pro"/>
           <w:color w:val="000000" w:themeColor="text1"/>
         </w:rPr>
-        <w:t>print(json.dumps(inventory))</w:t>
+        <w:t>print(</w:t>
+      </w:r>
+      <w:proofErr w:type="spellStart"/>
+      <w:proofErr w:type="gramStart"/>
+      <w:r>
+        <w:rPr>
+          <w:rFonts w:ascii="Georgia Pro" w:eastAsia="Georgia Pro" w:hAnsi="Georgia Pro" w:cs="Georgia Pro"/>
+          <w:color w:val="000000" w:themeColor="text1"/>
+        </w:rPr>
+        <w:t>json.dumps</w:t>
+      </w:r>
+      <w:proofErr w:type="spellEnd"/>
+      <w:proofErr w:type="gramEnd"/>
+      <w:r>
+        <w:rPr>
+          <w:rFonts w:ascii="Georgia Pro" w:eastAsia="Georgia Pro" w:hAnsi="Georgia Pro" w:cs="Georgia Pro"/>
+          <w:color w:val="000000" w:themeColor="text1"/>
+        </w:rPr>
+        <w:t>(inventory))</w:t>
       </w:r>
     </w:p>
     <w:p>
@@ -1356,12 +2183,21 @@
           <w:color w:val="000000" w:themeColor="text1"/>
         </w:rPr>
       </w:pPr>
-      <w:r>
-        <w:rPr>
-          <w:rFonts w:ascii="Georgia Pro" w:eastAsia="Georgia Pro" w:hAnsi="Georgia Pro" w:cs="Georgia Pro"/>
-          <w:color w:val="000000" w:themeColor="text1"/>
-        </w:rPr>
-        <w:t>chmod +x ansible/inventory.py</w:t>
+      <w:proofErr w:type="spellStart"/>
+      <w:r>
+        <w:rPr>
+          <w:rFonts w:ascii="Georgia Pro" w:eastAsia="Georgia Pro" w:hAnsi="Georgia Pro" w:cs="Georgia Pro"/>
+          <w:color w:val="000000" w:themeColor="text1"/>
+        </w:rPr>
+        <w:t>chmod</w:t>
+      </w:r>
+      <w:proofErr w:type="spellEnd"/>
+      <w:r>
+        <w:rPr>
+          <w:rFonts w:ascii="Georgia Pro" w:eastAsia="Georgia Pro" w:hAnsi="Georgia Pro" w:cs="Georgia Pro"/>
+          <w:color w:val="000000" w:themeColor="text1"/>
+        </w:rPr>
+        <w:t xml:space="preserve"> +x ansible/inventory.py</w:t>
       </w:r>
     </w:p>
     <w:p>
@@ -1472,8 +2308,17 @@
           <w:rFonts w:ascii="Georgia Pro" w:eastAsia="Georgia Pro" w:hAnsi="Georgia Pro" w:cs="Georgia Pro"/>
           <w:color w:val="000000" w:themeColor="text1"/>
         </w:rPr>
-        <w:t>ansible/apache.yml</w:t>
-      </w:r>
+        <w:t>ansible/</w:t>
+      </w:r>
+      <w:proofErr w:type="spellStart"/>
+      <w:r>
+        <w:rPr>
+          <w:rFonts w:ascii="Georgia Pro" w:eastAsia="Georgia Pro" w:hAnsi="Georgia Pro" w:cs="Georgia Pro"/>
+          <w:color w:val="000000" w:themeColor="text1"/>
+        </w:rPr>
+        <w:t>apache.yml</w:t>
+      </w:r>
+      <w:proofErr w:type="spellEnd"/>
     </w:p>
     <w:p>
       <w:pPr>
@@ -1704,7 +2549,23 @@
           <w:rFonts w:ascii="Georgia Pro" w:eastAsia="Georgia Pro" w:hAnsi="Georgia Pro" w:cs="Georgia Pro"/>
           <w:color w:val="000000" w:themeColor="text1"/>
         </w:rPr>
-        <w:t xml:space="preserve">        update_cache: yes</w:t>
+        <w:t xml:space="preserve">        </w:t>
+      </w:r>
+      <w:proofErr w:type="spellStart"/>
+      <w:r>
+        <w:rPr>
+          <w:rFonts w:ascii="Georgia Pro" w:eastAsia="Georgia Pro" w:hAnsi="Georgia Pro" w:cs="Georgia Pro"/>
+          <w:color w:val="000000" w:themeColor="text1"/>
+        </w:rPr>
+        <w:t>update_cache</w:t>
+      </w:r>
+      <w:proofErr w:type="spellEnd"/>
+      <w:r>
+        <w:rPr>
+          <w:rFonts w:ascii="Georgia Pro" w:eastAsia="Georgia Pro" w:hAnsi="Georgia Pro" w:cs="Georgia Pro"/>
+          <w:color w:val="000000" w:themeColor="text1"/>
+        </w:rPr>
+        <w:t>: yes</w:t>
       </w:r>
     </w:p>
     <w:p>
@@ -2028,30 +2889,62 @@
           <w:rFonts w:ascii="Georgia Pro" w:eastAsia="Georgia Pro" w:hAnsi="Georgia Pro" w:cs="Georgia Pro"/>
           <w:color w:val="000000" w:themeColor="text1"/>
         </w:rPr>
-        <w:t xml:space="preserve">        dest: /var/www/html/index.html</w:t>
-      </w:r>
-    </w:p>
-    <w:p>
-      <w:pPr>
-        <w:pBdr>
-          <w:top w:val="single" w:sz="4" w:space="1" w:color="auto"/>
-          <w:left w:val="single" w:sz="4" w:space="4" w:color="auto"/>
-          <w:bottom w:val="single" w:sz="4" w:space="1" w:color="auto"/>
-          <w:right w:val="single" w:sz="4" w:space="4" w:color="auto"/>
-        </w:pBdr>
-        <w:shd w:val="clear" w:color="auto" w:fill="F2F2F2" w:themeFill="background1" w:themeFillShade="F2"/>
-        <w:spacing w:after="0" w:line="360" w:lineRule="auto"/>
-        <w:rPr>
-          <w:rFonts w:ascii="Georgia Pro" w:eastAsia="Georgia Pro" w:hAnsi="Georgia Pro" w:cs="Georgia Pro"/>
-          <w:color w:val="000000" w:themeColor="text1"/>
-        </w:rPr>
-      </w:pPr>
-      <w:r>
-        <w:rPr>
-          <w:rFonts w:ascii="Georgia Pro" w:eastAsia="Georgia Pro" w:hAnsi="Georgia Pro" w:cs="Georgia Pro"/>
-          <w:color w:val="000000" w:themeColor="text1"/>
-        </w:rPr>
-        <w:t xml:space="preserve">        content: "&lt;h1&gt;Terraform + Ansible Automation Successful!&lt;/h1&gt;"</w:t>
+        <w:t xml:space="preserve">        </w:t>
+      </w:r>
+      <w:proofErr w:type="spellStart"/>
+      <w:r>
+        <w:rPr>
+          <w:rFonts w:ascii="Georgia Pro" w:eastAsia="Georgia Pro" w:hAnsi="Georgia Pro" w:cs="Georgia Pro"/>
+          <w:color w:val="000000" w:themeColor="text1"/>
+        </w:rPr>
+        <w:t>dest</w:t>
+      </w:r>
+      <w:proofErr w:type="spellEnd"/>
+      <w:r>
+        <w:rPr>
+          <w:rFonts w:ascii="Georgia Pro" w:eastAsia="Georgia Pro" w:hAnsi="Georgia Pro" w:cs="Georgia Pro"/>
+          <w:color w:val="000000" w:themeColor="text1"/>
+        </w:rPr>
+        <w:t>: /var/www/html/index.html</w:t>
+      </w:r>
+    </w:p>
+    <w:p>
+      <w:pPr>
+        <w:pBdr>
+          <w:top w:val="single" w:sz="4" w:space="1" w:color="auto"/>
+          <w:left w:val="single" w:sz="4" w:space="4" w:color="auto"/>
+          <w:bottom w:val="single" w:sz="4" w:space="1" w:color="auto"/>
+          <w:right w:val="single" w:sz="4" w:space="4" w:color="auto"/>
+        </w:pBdr>
+        <w:shd w:val="clear" w:color="auto" w:fill="F2F2F2" w:themeFill="background1" w:themeFillShade="F2"/>
+        <w:spacing w:after="0" w:line="360" w:lineRule="auto"/>
+        <w:rPr>
+          <w:rFonts w:ascii="Georgia Pro" w:eastAsia="Georgia Pro" w:hAnsi="Georgia Pro" w:cs="Georgia Pro"/>
+          <w:color w:val="000000" w:themeColor="text1"/>
+        </w:rPr>
+      </w:pPr>
+      <w:r>
+        <w:rPr>
+          <w:rFonts w:ascii="Georgia Pro" w:eastAsia="Georgia Pro" w:hAnsi="Georgia Pro" w:cs="Georgia Pro"/>
+          <w:color w:val="000000" w:themeColor="text1"/>
+        </w:rPr>
+        <w:t xml:space="preserve">        content: "&lt;h1&gt;Terraform + Ansible Automation </w:t>
+      </w:r>
+      <w:proofErr w:type="gramStart"/>
+      <w:r>
+        <w:rPr>
+          <w:rFonts w:ascii="Georgia Pro" w:eastAsia="Georgia Pro" w:hAnsi="Georgia Pro" w:cs="Georgia Pro"/>
+          <w:color w:val="000000" w:themeColor="text1"/>
+        </w:rPr>
+        <w:t>Successful!&lt;</w:t>
+      </w:r>
+      <w:proofErr w:type="gramEnd"/>
+      <w:r>
+        <w:rPr>
+          <w:rFonts w:ascii="Georgia Pro" w:eastAsia="Georgia Pro" w:hAnsi="Georgia Pro" w:cs="Georgia Pro"/>
+          <w:color w:val="000000" w:themeColor="text1"/>
+        </w:rPr>
+        <w:t>/h1&gt;"</w:t>
       </w:r>
     </w:p>
     <w:p>
@@ -2207,12 +3100,21 @@
           <w:color w:val="000000" w:themeColor="text1"/>
         </w:rPr>
       </w:pPr>
-      <w:r>
-        <w:rPr>
-          <w:rFonts w:ascii="Georgia Pro" w:eastAsia="Georgia Pro" w:hAnsi="Georgia Pro" w:cs="Georgia Pro"/>
-          <w:color w:val="000000" w:themeColor="text1"/>
-        </w:rPr>
-        <w:t>#!/bin/bash</w:t>
+      <w:proofErr w:type="gramStart"/>
+      <w:r>
+        <w:rPr>
+          <w:rFonts w:ascii="Georgia Pro" w:eastAsia="Georgia Pro" w:hAnsi="Georgia Pro" w:cs="Georgia Pro"/>
+          <w:color w:val="000000" w:themeColor="text1"/>
+        </w:rPr>
+        <w:t>#!/</w:t>
+      </w:r>
+      <w:proofErr w:type="gramEnd"/>
+      <w:r>
+        <w:rPr>
+          <w:rFonts w:ascii="Georgia Pro" w:eastAsia="Georgia Pro" w:hAnsi="Georgia Pro" w:cs="Georgia Pro"/>
+          <w:color w:val="000000" w:themeColor="text1"/>
+        </w:rPr>
+        <w:t>bin/bash</w:t>
       </w:r>
     </w:p>
     <w:p>
@@ -2336,7 +3238,23 @@
           <w:rFonts w:ascii="Georgia Pro" w:eastAsia="Georgia Pro" w:hAnsi="Georgia Pro" w:cs="Georgia Pro"/>
           <w:color w:val="000000" w:themeColor="text1"/>
         </w:rPr>
-        <w:t>cd $(dirname "$0")</w:t>
+        <w:t>cd $(</w:t>
+      </w:r>
+      <w:proofErr w:type="spellStart"/>
+      <w:r>
+        <w:rPr>
+          <w:rFonts w:ascii="Georgia Pro" w:eastAsia="Georgia Pro" w:hAnsi="Georgia Pro" w:cs="Georgia Pro"/>
+          <w:color w:val="000000" w:themeColor="text1"/>
+        </w:rPr>
+        <w:t>dirname</w:t>
+      </w:r>
+      <w:proofErr w:type="spellEnd"/>
+      <w:r>
+        <w:rPr>
+          <w:rFonts w:ascii="Georgia Pro" w:eastAsia="Georgia Pro" w:hAnsi="Georgia Pro" w:cs="Georgia Pro"/>
+          <w:color w:val="000000" w:themeColor="text1"/>
+        </w:rPr>
+        <w:t xml:space="preserve"> "$0")</w:t>
       </w:r>
     </w:p>
     <w:p>
@@ -2409,13 +3327,47 @@
           <w:color w:val="000000" w:themeColor="text1"/>
         </w:rPr>
       </w:pPr>
-      <w:r>
-        <w:rPr>
-          <w:rFonts w:ascii="Georgia Pro" w:eastAsia="Georgia Pro" w:hAnsi="Georgia Pro" w:cs="Georgia Pro"/>
-          <w:color w:val="000000" w:themeColor="text1"/>
-        </w:rPr>
-        <w:t>ansible-playbook -i inventory.py apache.yml</w:t>
-      </w:r>
+      <w:proofErr w:type="gramStart"/>
+      <w:r>
+        <w:rPr>
+          <w:rFonts w:ascii="Georgia Pro" w:eastAsia="Georgia Pro" w:hAnsi="Georgia Pro" w:cs="Georgia Pro"/>
+          <w:color w:val="000000" w:themeColor="text1"/>
+        </w:rPr>
+        <w:t>ansible</w:t>
+      </w:r>
+      <w:proofErr w:type="gramEnd"/>
+      <w:r>
+        <w:rPr>
+          <w:rFonts w:ascii="Georgia Pro" w:eastAsia="Georgia Pro" w:hAnsi="Georgia Pro" w:cs="Georgia Pro"/>
+          <w:color w:val="000000" w:themeColor="text1"/>
+        </w:rPr>
+        <w:t>-playbook -</w:t>
+      </w:r>
+      <w:proofErr w:type="spellStart"/>
+      <w:r>
+        <w:rPr>
+          <w:rFonts w:ascii="Georgia Pro" w:eastAsia="Georgia Pro" w:hAnsi="Georgia Pro" w:cs="Georgia Pro"/>
+          <w:color w:val="000000" w:themeColor="text1"/>
+        </w:rPr>
+        <w:t>i</w:t>
+      </w:r>
+      <w:proofErr w:type="spellEnd"/>
+      <w:r>
+        <w:rPr>
+          <w:rFonts w:ascii="Georgia Pro" w:eastAsia="Georgia Pro" w:hAnsi="Georgia Pro" w:cs="Georgia Pro"/>
+          <w:color w:val="000000" w:themeColor="text1"/>
+        </w:rPr>
+        <w:t xml:space="preserve"> inventory.py </w:t>
+      </w:r>
+      <w:proofErr w:type="spellStart"/>
+      <w:r>
+        <w:rPr>
+          <w:rFonts w:ascii="Georgia Pro" w:eastAsia="Georgia Pro" w:hAnsi="Georgia Pro" w:cs="Georgia Pro"/>
+          <w:color w:val="000000" w:themeColor="text1"/>
+        </w:rPr>
+        <w:t>apache.yml</w:t>
+      </w:r>
+      <w:proofErr w:type="spellEnd"/>
     </w:p>
     <w:p>
       <w:pPr>
@@ -2544,6 +3496,7 @@
           <w:color w:val="000000" w:themeColor="text1"/>
         </w:rPr>
       </w:pPr>
+      <w:proofErr w:type="spellStart"/>
       <w:r>
         <w:rPr>
           <w:rFonts w:ascii="Georgia Pro" w:eastAsia="Georgia Pro" w:hAnsi="Georgia Pro" w:cs="Georgia Pro"/>
@@ -2551,7 +3504,17 @@
           <w:bCs/>
           <w:color w:val="000000" w:themeColor="text1"/>
         </w:rPr>
-        <w:t>chmod +x ansible/run_ansible.sh</w:t>
+        <w:t>chmod</w:t>
+      </w:r>
+      <w:proofErr w:type="spellEnd"/>
+      <w:r>
+        <w:rPr>
+          <w:rFonts w:ascii="Georgia Pro" w:eastAsia="Georgia Pro" w:hAnsi="Georgia Pro" w:cs="Georgia Pro"/>
+          <w:b/>
+          <w:bCs/>
+          <w:color w:val="000000" w:themeColor="text1"/>
+        </w:rPr>
+        <w:t xml:space="preserve"> +x ansible/run_ansible.sh</w:t>
       </w:r>
     </w:p>
     <w:p>
@@ -2808,12 +3771,21 @@
           <w:color w:val="000000" w:themeColor="text1"/>
         </w:rPr>
       </w:pPr>
-      <w:r>
-        <w:rPr>
-          <w:rFonts w:ascii="Georgia Pro" w:eastAsia="Georgia Pro" w:hAnsi="Georgia Pro" w:cs="Georgia Pro"/>
-          <w:color w:val="000000" w:themeColor="text1"/>
-        </w:rPr>
-        <w:t>#!/bin/bash</w:t>
+      <w:proofErr w:type="gramStart"/>
+      <w:r>
+        <w:rPr>
+          <w:rFonts w:ascii="Georgia Pro" w:eastAsia="Georgia Pro" w:hAnsi="Georgia Pro" w:cs="Georgia Pro"/>
+          <w:color w:val="000000" w:themeColor="text1"/>
+        </w:rPr>
+        <w:t>#!/</w:t>
+      </w:r>
+      <w:proofErr w:type="gramEnd"/>
+      <w:r>
+        <w:rPr>
+          <w:rFonts w:ascii="Georgia Pro" w:eastAsia="Georgia Pro" w:hAnsi="Georgia Pro" w:cs="Georgia Pro"/>
+          <w:color w:val="000000" w:themeColor="text1"/>
+        </w:rPr>
+        <w:t>bin/bash</w:t>
       </w:r>
     </w:p>
     <w:p>
@@ -2937,7 +3909,23 @@
           <w:rFonts w:ascii="Georgia Pro" w:eastAsia="Georgia Pro" w:hAnsi="Georgia Pro" w:cs="Georgia Pro"/>
           <w:color w:val="000000" w:themeColor="text1"/>
         </w:rPr>
-        <w:t>cd $(dirname "$0")</w:t>
+        <w:t>cd $(</w:t>
+      </w:r>
+      <w:proofErr w:type="spellStart"/>
+      <w:r>
+        <w:rPr>
+          <w:rFonts w:ascii="Georgia Pro" w:eastAsia="Georgia Pro" w:hAnsi="Georgia Pro" w:cs="Georgia Pro"/>
+          <w:color w:val="000000" w:themeColor="text1"/>
+        </w:rPr>
+        <w:t>dirname</w:t>
+      </w:r>
+      <w:proofErr w:type="spellEnd"/>
+      <w:r>
+        <w:rPr>
+          <w:rFonts w:ascii="Georgia Pro" w:eastAsia="Georgia Pro" w:hAnsi="Georgia Pro" w:cs="Georgia Pro"/>
+          <w:color w:val="000000" w:themeColor="text1"/>
+        </w:rPr>
+        <w:t xml:space="preserve"> "$0")</w:t>
       </w:r>
     </w:p>
     <w:p>
@@ -2994,13 +3982,31 @@
           <w:color w:val="000000" w:themeColor="text1"/>
         </w:rPr>
       </w:pPr>
-      <w:r>
-        <w:rPr>
-          <w:rFonts w:ascii="Georgia Pro" w:eastAsia="Georgia Pro" w:hAnsi="Georgia Pro" w:cs="Georgia Pro"/>
-          <w:color w:val="000000" w:themeColor="text1"/>
-        </w:rPr>
-        <w:t>terraform init</w:t>
-      </w:r>
+      <w:proofErr w:type="gramStart"/>
+      <w:r>
+        <w:rPr>
+          <w:rFonts w:ascii="Georgia Pro" w:eastAsia="Georgia Pro" w:hAnsi="Georgia Pro" w:cs="Georgia Pro"/>
+          <w:color w:val="000000" w:themeColor="text1"/>
+        </w:rPr>
+        <w:t>terraform</w:t>
+      </w:r>
+      <w:proofErr w:type="gramEnd"/>
+      <w:r>
+        <w:rPr>
+          <w:rFonts w:ascii="Georgia Pro" w:eastAsia="Georgia Pro" w:hAnsi="Georgia Pro" w:cs="Georgia Pro"/>
+          <w:color w:val="000000" w:themeColor="text1"/>
+        </w:rPr>
+        <w:t xml:space="preserve"> </w:t>
+      </w:r>
+      <w:proofErr w:type="spellStart"/>
+      <w:r>
+        <w:rPr>
+          <w:rFonts w:ascii="Georgia Pro" w:eastAsia="Georgia Pro" w:hAnsi="Georgia Pro" w:cs="Georgia Pro"/>
+          <w:color w:val="000000" w:themeColor="text1"/>
+        </w:rPr>
+        <w:t>init</w:t>
+      </w:r>
+      <w:proofErr w:type="spellEnd"/>
     </w:p>
     <w:p>
       <w:pPr>
@@ -3056,13 +4062,31 @@
           <w:color w:val="000000" w:themeColor="text1"/>
         </w:rPr>
       </w:pPr>
-      <w:r>
-        <w:rPr>
-          <w:rFonts w:ascii="Georgia Pro" w:eastAsia="Georgia Pro" w:hAnsi="Georgia Pro" w:cs="Georgia Pro"/>
-          <w:color w:val="000000" w:themeColor="text1"/>
-        </w:rPr>
-        <w:t>terraform apply -auto-approve</w:t>
-      </w:r>
+      <w:proofErr w:type="gramStart"/>
+      <w:r>
+        <w:rPr>
+          <w:rFonts w:ascii="Georgia Pro" w:eastAsia="Georgia Pro" w:hAnsi="Georgia Pro" w:cs="Georgia Pro"/>
+          <w:color w:val="000000" w:themeColor="text1"/>
+        </w:rPr>
+        <w:t>terraform apply -auto</w:t>
+      </w:r>
+      <w:proofErr w:type="gramEnd"/>
+      <w:r>
+        <w:rPr>
+          <w:rFonts w:ascii="Georgia Pro" w:eastAsia="Georgia Pro" w:hAnsi="Georgia Pro" w:cs="Georgia Pro"/>
+          <w:color w:val="000000" w:themeColor="text1"/>
+        </w:rPr>
+        <w:t>-</w:t>
+      </w:r>
+      <w:proofErr w:type="gramStart"/>
+      <w:r>
+        <w:rPr>
+          <w:rFonts w:ascii="Georgia Pro" w:eastAsia="Georgia Pro" w:hAnsi="Georgia Pro" w:cs="Georgia Pro"/>
+          <w:color w:val="000000" w:themeColor="text1"/>
+        </w:rPr>
+        <w:t>approve</w:t>
+      </w:r>
+      <w:proofErr w:type="gramEnd"/>
     </w:p>
     <w:p>
       <w:pPr>
@@ -3123,30 +4147,62 @@
           <w:rFonts w:ascii="Georgia Pro" w:eastAsia="Georgia Pro" w:hAnsi="Georgia Pro" w:cs="Georgia Pro"/>
           <w:color w:val="000000" w:themeColor="text1"/>
         </w:rPr>
-        <w:t>PUBLIC_IP=$(terraform output -raw public_ip)</w:t>
-      </w:r>
-    </w:p>
-    <w:p>
-      <w:pPr>
-        <w:pBdr>
-          <w:top w:val="single" w:sz="4" w:space="1" w:color="auto"/>
-          <w:left w:val="single" w:sz="4" w:space="4" w:color="auto"/>
-          <w:bottom w:val="single" w:sz="4" w:space="1" w:color="auto"/>
-          <w:right w:val="single" w:sz="4" w:space="4" w:color="auto"/>
-        </w:pBdr>
-        <w:shd w:val="clear" w:color="auto" w:fill="F2F2F2" w:themeFill="background1" w:themeFillShade="F2"/>
-        <w:spacing w:after="0" w:line="360" w:lineRule="auto"/>
-        <w:rPr>
-          <w:rFonts w:ascii="Georgia Pro" w:eastAsia="Georgia Pro" w:hAnsi="Georgia Pro" w:cs="Georgia Pro"/>
-          <w:color w:val="000000" w:themeColor="text1"/>
-        </w:rPr>
-      </w:pPr>
-      <w:r>
-        <w:rPr>
-          <w:rFonts w:ascii="Georgia Pro" w:eastAsia="Georgia Pro" w:hAnsi="Georgia Pro" w:cs="Georgia Pro"/>
-          <w:color w:val="000000" w:themeColor="text1"/>
-        </w:rPr>
-        <w:t>KEY_FILE=$(terraform output -raw private_key_file)</w:t>
+        <w:t xml:space="preserve">PUBLIC_IP=$(terraform output -raw </w:t>
+      </w:r>
+      <w:proofErr w:type="spellStart"/>
+      <w:r>
+        <w:rPr>
+          <w:rFonts w:ascii="Georgia Pro" w:eastAsia="Georgia Pro" w:hAnsi="Georgia Pro" w:cs="Georgia Pro"/>
+          <w:color w:val="000000" w:themeColor="text1"/>
+        </w:rPr>
+        <w:t>public_ip</w:t>
+      </w:r>
+      <w:proofErr w:type="spellEnd"/>
+      <w:r>
+        <w:rPr>
+          <w:rFonts w:ascii="Georgia Pro" w:eastAsia="Georgia Pro" w:hAnsi="Georgia Pro" w:cs="Georgia Pro"/>
+          <w:color w:val="000000" w:themeColor="text1"/>
+        </w:rPr>
+        <w:t>)</w:t>
+      </w:r>
+    </w:p>
+    <w:p>
+      <w:pPr>
+        <w:pBdr>
+          <w:top w:val="single" w:sz="4" w:space="1" w:color="auto"/>
+          <w:left w:val="single" w:sz="4" w:space="4" w:color="auto"/>
+          <w:bottom w:val="single" w:sz="4" w:space="1" w:color="auto"/>
+          <w:right w:val="single" w:sz="4" w:space="4" w:color="auto"/>
+        </w:pBdr>
+        <w:shd w:val="clear" w:color="auto" w:fill="F2F2F2" w:themeFill="background1" w:themeFillShade="F2"/>
+        <w:spacing w:after="0" w:line="360" w:lineRule="auto"/>
+        <w:rPr>
+          <w:rFonts w:ascii="Georgia Pro" w:eastAsia="Georgia Pro" w:hAnsi="Georgia Pro" w:cs="Georgia Pro"/>
+          <w:color w:val="000000" w:themeColor="text1"/>
+        </w:rPr>
+      </w:pPr>
+      <w:r>
+        <w:rPr>
+          <w:rFonts w:ascii="Georgia Pro" w:eastAsia="Georgia Pro" w:hAnsi="Georgia Pro" w:cs="Georgia Pro"/>
+          <w:color w:val="000000" w:themeColor="text1"/>
+        </w:rPr>
+        <w:t xml:space="preserve">KEY_FILE=$(terraform output -raw </w:t>
+      </w:r>
+      <w:proofErr w:type="spellStart"/>
+      <w:r>
+        <w:rPr>
+          <w:rFonts w:ascii="Georgia Pro" w:eastAsia="Georgia Pro" w:hAnsi="Georgia Pro" w:cs="Georgia Pro"/>
+          <w:color w:val="000000" w:themeColor="text1"/>
+        </w:rPr>
+        <w:t>private_key_file</w:t>
+      </w:r>
+      <w:proofErr w:type="spellEnd"/>
+      <w:r>
+        <w:rPr>
+          <w:rFonts w:ascii="Georgia Pro" w:eastAsia="Georgia Pro" w:hAnsi="Georgia Pro" w:cs="Georgia Pro"/>
+          <w:color w:val="000000" w:themeColor="text1"/>
+        </w:rPr>
+        <w:t>)</w:t>
       </w:r>
     </w:p>
     <w:p>
@@ -3237,6 +4293,57 @@
           <w:right w:val="single" w:sz="4" w:space="4" w:color="auto"/>
         </w:pBdr>
         <w:shd w:val="clear" w:color="auto" w:fill="F2F2F2" w:themeFill="background1" w:themeFillShade="F2"/>
+        <w:spacing w:line="360" w:lineRule="auto"/>
+        <w:jc w:val="both"/>
+        <w:rPr>
+          <w:rFonts w:ascii="Georgia Pro" w:eastAsia="Georgia Pro" w:hAnsi="Georgia Pro" w:cs="Georgia Pro"/>
+          <w:color w:val="000000" w:themeColor="text1"/>
+        </w:rPr>
+      </w:pPr>
+      <w:proofErr w:type="spellStart"/>
+      <w:r>
+        <w:rPr>
+          <w:rFonts w:ascii="Georgia Pro" w:eastAsia="Georgia Pro" w:hAnsi="Georgia Pro" w:cs="Georgia Pro"/>
+          <w:color w:val="000000" w:themeColor="text1"/>
+          <w:highlight w:val="yellow"/>
+        </w:rPr>
+        <w:t>chmod</w:t>
+      </w:r>
+      <w:proofErr w:type="spellEnd"/>
+      <w:r>
+        <w:rPr>
+          <w:rFonts w:ascii="Georgia Pro" w:eastAsia="Georgia Pro" w:hAnsi="Georgia Pro" w:cs="Georgia Pro"/>
+          <w:color w:val="000000" w:themeColor="text1"/>
+          <w:highlight w:val="yellow"/>
+        </w:rPr>
+        <w:t xml:space="preserve"> 400 $KEY_FILE</w:t>
+      </w:r>
+    </w:p>
+    <w:p>
+      <w:pPr>
+        <w:pBdr>
+          <w:top w:val="single" w:sz="4" w:space="1" w:color="auto"/>
+          <w:left w:val="single" w:sz="4" w:space="4" w:color="auto"/>
+          <w:bottom w:val="single" w:sz="4" w:space="1" w:color="auto"/>
+          <w:right w:val="single" w:sz="4" w:space="4" w:color="auto"/>
+        </w:pBdr>
+        <w:shd w:val="clear" w:color="auto" w:fill="F2F2F2" w:themeFill="background1" w:themeFillShade="F2"/>
+        <w:spacing w:after="0" w:line="360" w:lineRule="auto"/>
+        <w:rPr>
+          <w:rFonts w:ascii="Georgia Pro" w:eastAsia="Georgia Pro" w:hAnsi="Georgia Pro" w:cs="Georgia Pro"/>
+          <w:color w:val="000000" w:themeColor="text1"/>
+        </w:rPr>
+      </w:pPr>
+    </w:p>
+    <w:p>
+      <w:pPr>
+        <w:pBdr>
+          <w:top w:val="single" w:sz="4" w:space="1" w:color="auto"/>
+          <w:left w:val="single" w:sz="4" w:space="4" w:color="auto"/>
+          <w:bottom w:val="single" w:sz="4" w:space="1" w:color="auto"/>
+          <w:right w:val="single" w:sz="4" w:space="4" w:color="auto"/>
+        </w:pBdr>
+        <w:shd w:val="clear" w:color="auto" w:fill="F2F2F2" w:themeFill="background1" w:themeFillShade="F2"/>
         <w:spacing w:after="0" w:line="360" w:lineRule="auto"/>
         <w:rPr>
           <w:rFonts w:ascii="Georgia Pro" w:eastAsia="Georgia Pro" w:hAnsi="Georgia Pro" w:cs="Georgia Pro"/>
@@ -3271,7 +4378,23 @@
           <w:rFonts w:ascii="Georgia Pro" w:eastAsia="Georgia Pro" w:hAnsi="Georgia Pro" w:cs="Georgia Pro"/>
           <w:color w:val="000000" w:themeColor="text1"/>
         </w:rPr>
-        <w:t>cd ../ansible</w:t>
+        <w:t>cd</w:t>
+      </w:r>
+      <w:proofErr w:type="gramStart"/>
+      <w:r>
+        <w:rPr>
+          <w:rFonts w:ascii="Georgia Pro" w:eastAsia="Georgia Pro" w:hAnsi="Georgia Pro" w:cs="Georgia Pro"/>
+          <w:color w:val="000000" w:themeColor="text1"/>
+        </w:rPr>
+        <w:t xml:space="preserve"> ..</w:t>
+      </w:r>
+      <w:proofErr w:type="gramEnd"/>
+      <w:r>
+        <w:rPr>
+          <w:rFonts w:ascii="Georgia Pro" w:eastAsia="Georgia Pro" w:hAnsi="Georgia Pro" w:cs="Georgia Pro"/>
+          <w:color w:val="000000" w:themeColor="text1"/>
+        </w:rPr>
+        <w:t>/ansible</w:t>
       </w:r>
     </w:p>
     <w:p>
@@ -3422,12 +4545,21 @@
           <w:color w:val="000000" w:themeColor="text1"/>
         </w:rPr>
       </w:pPr>
-      <w:r>
-        <w:rPr>
-          <w:rFonts w:ascii="Georgia Pro" w:eastAsia="Georgia Pro" w:hAnsi="Georgia Pro" w:cs="Georgia Pro"/>
-          <w:color w:val="000000" w:themeColor="text1"/>
-        </w:rPr>
-        <w:t>chmod +x terraform/deploy.sh</w:t>
+      <w:proofErr w:type="spellStart"/>
+      <w:r>
+        <w:rPr>
+          <w:rFonts w:ascii="Georgia Pro" w:eastAsia="Georgia Pro" w:hAnsi="Georgia Pro" w:cs="Georgia Pro"/>
+          <w:color w:val="000000" w:themeColor="text1"/>
+        </w:rPr>
+        <w:t>chmod</w:t>
+      </w:r>
+      <w:proofErr w:type="spellEnd"/>
+      <w:r>
+        <w:rPr>
+          <w:rFonts w:ascii="Georgia Pro" w:eastAsia="Georgia Pro" w:hAnsi="Georgia Pro" w:cs="Georgia Pro"/>
+          <w:color w:val="000000" w:themeColor="text1"/>
+        </w:rPr>
+        <w:t xml:space="preserve"> +x terraform/deploy.sh</w:t>
       </w:r>
     </w:p>
     <w:p>
@@ -3544,8 +4676,17 @@
           <w:rFonts w:ascii="Georgia Pro" w:eastAsia="Georgia Pro" w:hAnsi="Georgia Pro" w:cs="Georgia Pro"/>
           <w:color w:val="000000" w:themeColor="text1"/>
         </w:rPr>
-        <w:t>cd terraform</w:t>
-      </w:r>
+        <w:t xml:space="preserve">cd </w:t>
+      </w:r>
+      <w:proofErr w:type="gramStart"/>
+      <w:r>
+        <w:rPr>
+          <w:rFonts w:ascii="Georgia Pro" w:eastAsia="Georgia Pro" w:hAnsi="Georgia Pro" w:cs="Georgia Pro"/>
+          <w:color w:val="000000" w:themeColor="text1"/>
+        </w:rPr>
+        <w:t>terraform</w:t>
+      </w:r>
+      <w:proofErr w:type="gramEnd"/>
     </w:p>
     <w:p>
       <w:pPr>
@@ -3627,7 +4768,32 @@
           <w:rFonts w:ascii="Georgia Pro" w:eastAsia="Georgia Pro" w:hAnsi="Georgia Pro" w:cs="Georgia Pro"/>
           <w:color w:val="000000" w:themeColor="text1"/>
         </w:rPr>
-        <w:t xml:space="preserve"> Download the .pem key</w:t>
+        <w:t xml:space="preserve"> Download </w:t>
+      </w:r>
+      <w:proofErr w:type="gramStart"/>
+      <w:r>
+        <w:rPr>
+          <w:rFonts w:ascii="Georgia Pro" w:eastAsia="Georgia Pro" w:hAnsi="Georgia Pro" w:cs="Georgia Pro"/>
+          <w:color w:val="000000" w:themeColor="text1"/>
+        </w:rPr>
+        <w:t>the .</w:t>
+      </w:r>
+      <w:proofErr w:type="spellStart"/>
+      <w:r>
+        <w:rPr>
+          <w:rFonts w:ascii="Georgia Pro" w:eastAsia="Georgia Pro" w:hAnsi="Georgia Pro" w:cs="Georgia Pro"/>
+          <w:color w:val="000000" w:themeColor="text1"/>
+        </w:rPr>
+        <w:t>pem</w:t>
+      </w:r>
+      <w:proofErr w:type="spellEnd"/>
+      <w:proofErr w:type="gramEnd"/>
+      <w:r>
+        <w:rPr>
+          <w:rFonts w:ascii="Georgia Pro" w:eastAsia="Georgia Pro" w:hAnsi="Georgia Pro" w:cs="Georgia Pro"/>
+          <w:color w:val="000000" w:themeColor="text1"/>
+        </w:rPr>
+        <w:t xml:space="preserve"> key</w:t>
       </w:r>
       <w:r>
         <w:rPr>
@@ -3641,6 +4807,7 @@
           <w:rFonts w:ascii="Segoe UI Symbol" w:eastAsia="Georgia Pro" w:hAnsi="Segoe UI Symbol" w:cs="Segoe UI Symbol"/>
           <w:color w:val="000000" w:themeColor="text1"/>
         </w:rPr>
+        <w:lastRenderedPageBreak/>
         <w:t>✔</w:t>
       </w:r>
       <w:r>
@@ -3662,7 +4829,6 @@
           <w:rFonts w:ascii="Segoe UI Symbol" w:eastAsia="Georgia Pro" w:hAnsi="Segoe UI Symbol" w:cs="Segoe UI Symbol"/>
           <w:color w:val="000000" w:themeColor="text1"/>
         </w:rPr>
-        <w:lastRenderedPageBreak/>
         <w:t>✔</w:t>
       </w:r>
       <w:r>
@@ -4997,6 +6163,240 @@
 </w:styles>
 </file>
 
+<file path=word/ink/ink1.xml><?xml version="1.0" encoding="utf-8"?>
+<inkml:ink xmlns:inkml="http://www.w3.org/2003/InkML">
+  <inkml:definitions>
+    <inkml:context xml:id="ctx0">
+      <inkml:inkSource xml:id="inkSrc0">
+        <inkml:traceFormat>
+          <inkml:channel name="X" type="integer" min="-2.14748E9" max="2.14748E9" units="cm"/>
+          <inkml:channel name="Y" type="integer" min="-2.14748E9" max="2.14748E9" units="cm"/>
+          <inkml:channel name="F" type="integer" max="32767" units="dev"/>
+        </inkml:traceFormat>
+        <inkml:channelProperties>
+          <inkml:channelProperty channel="X" name="resolution" value="1000" units="1/cm"/>
+          <inkml:channelProperty channel="Y" name="resolution" value="1000" units="1/cm"/>
+          <inkml:channelProperty channel="F" name="resolution" value="0" units="1/dev"/>
+        </inkml:channelProperties>
+      </inkml:inkSource>
+      <inkml:timestamp xml:id="ts0" timeString="2026-09-05T03:47:07.393"/>
+    </inkml:context>
+    <inkml:brush xml:id="br0">
+      <inkml:brushProperty name="width" value="0.05" units="cm"/>
+      <inkml:brushProperty name="height" value="0.05" units="cm"/>
+      <inkml:brushProperty name="color" value="#E71224"/>
+    </inkml:brush>
+  </inkml:definitions>
+  <inkml:trace contextRef="#ctx0" brushRef="#br0">29 205 12347,'0'0'3987,"-8"-3"-3077,-11-7-181,18 5 82,38 3 89,-12 3-1155,325 26 271,-187-10-5,1812 78 2103,-1956-117-9033,-4 14-634</inkml:trace>
+  <inkml:trace contextRef="#ctx0" brushRef="#br0" timeOffset="529.38">3268 58 8802,'0'0'5592,"-21"0"-4977,-4-1-239,1 0 551,1 0-1,-1 2 0,-33 5 1,121-6 126,-20 2-1063,1279 1 96,-1195-3-35,-1-5-1,195-33 0,-311 36-1,-6 1 37,1 0 0,-1 0 0,0-1-1,0 1 1,0-1 0,7-4-1,-11 2 1352,0 2-3388,14 1-10609</inkml:trace>
+  <inkml:trace contextRef="#ctx0" brushRef="#br0" timeOffset="865.74">5506 43 6577,'0'0'11406,"-8"-3"-9564,4 2-1745,6 0 424,265-2-855,-134 5-204,527 7-678,15 0 4846,-688-13-3284,5 2-701,1 1-1,-1 0 1,1 1-1,-1-1 0,-10 2 1,-7 0-1792,-7-1-2445</inkml:trace>
+</inkml:ink>
+</file>
+
+<file path=word/ink/ink2.xml><?xml version="1.0" encoding="utf-8"?>
+<inkml:ink xmlns:inkml="http://www.w3.org/2003/InkML">
+  <inkml:definitions>
+    <inkml:context xml:id="ctx0">
+      <inkml:inkSource xml:id="inkSrc0">
+        <inkml:traceFormat>
+          <inkml:channel name="X" type="integer" min="-2.14748E9" max="2.14748E9" units="cm"/>
+          <inkml:channel name="Y" type="integer" min="-2.14748E9" max="2.14748E9" units="cm"/>
+          <inkml:channel name="F" type="integer" max="32767" units="dev"/>
+        </inkml:traceFormat>
+        <inkml:channelProperties>
+          <inkml:channelProperty channel="X" name="resolution" value="1000" units="1/cm"/>
+          <inkml:channelProperty channel="Y" name="resolution" value="1000" units="1/cm"/>
+          <inkml:channelProperty channel="F" name="resolution" value="0" units="1/dev"/>
+        </inkml:channelProperties>
+      </inkml:inkSource>
+      <inkml:timestamp xml:id="ts0" timeString="2026-09-05T03:47:03.417"/>
+    </inkml:context>
+    <inkml:brush xml:id="br0">
+      <inkml:brushProperty name="width" value="0.035" units="cm"/>
+      <inkml:brushProperty name="height" value="0.035" units="cm"/>
+    </inkml:brush>
+  </inkml:definitions>
+  <inkml:trace contextRef="#ctx0" brushRef="#br0">31 0 10722,'0'0'1977,"-13"2"-2100,73 3-84,-15-4-959,-30-1-75,0 0 1,0 1-1,1 0 1,-1 1-1,0 1 1,29 9-1,-44-12 1251,1 0 0,-1 0 0,1 0-1,0 0 1,-1 0 0,1 0 0,-1 0 0,1 0-1,-1 1 1,1-1 0,-1 0 0,1 0 0,-1 0-1,1 1 1,-1-1 0,1 0 0,-1 1 0,0-1-1,1 0 1,-1 1 0,1-1 0,-1 1-1,0-1 1,1 1 0,-1-1 0,0 1 0,0-1-1,1 0 1,-1 1 0,0 0 0,0-1 0,0 1-1,1-1 1,-1 1 0,0-1 0,0 1 0,0-1-1,0 1 1,0-1 0,0 1 0,0-1 0,-1 1-1,1 0 1,0-1 0,0 1 0,0-1 0,0 1-1,-1-1 1,1 1 0,0-1 0,0 1 0,-1-1-1,1 0 1,0 1 0,-1-1 0,1 1-1,-1-1 1,1 0 0,0 1 0,-1-1 0,1 0-1,-1 1 1,1-1 0,-1 0 0,1 0 0,-2 1-1,-38 15 3534,38-16-3526,-64 18 2148,36-11-1312,1 2 0,0 0 0,-27 14 0,55-23-883,1 1 0,-1-1 0,0 1 1,1-1-1,-1 1 0,1-1 0,-1 1 0,1-1 0,-1 1 0,1-1 1,-1 1-1,1 0 0,-1-1 0,1 1 0,0 0 0,-1-1 0,1 1 0,0 0 1,0 0-1,-1-1 0,1 1 0,0 0 0,0 0 0,0-1 0,0 1 1,0 0-1,0 0 0,0-1 0,0 1 0,1 0 0,-1 0 0,0-1 1,0 1-1,1 0 0,-1-1 0,0 1 0,1 0 0,-1-1 0,0 1 1,1 0-1,-1-1 0,1 1 0,-1-1 0,1 1 0,0-1 0,-1 1 1,1-1-1,-1 1 0,1-1 0,0 1 0,-1-1 0,1 0 0,0 0 1,0 1-1,-1-1 0,1 0 0,0 0 0,1 0 0,11 1-2978,-2-1-4526</inkml:trace>
+</inkml:ink>
+</file>
+
+<file path=word/ink/ink3.xml><?xml version="1.0" encoding="utf-8"?>
+<inkml:ink xmlns:inkml="http://www.w3.org/2003/InkML">
+  <inkml:definitions>
+    <inkml:context xml:id="ctx0">
+      <inkml:inkSource xml:id="inkSrc0">
+        <inkml:traceFormat>
+          <inkml:channel name="X" type="integer" min="-2.14748E9" max="2.14748E9" units="cm"/>
+          <inkml:channel name="Y" type="integer" min="-2.14748E9" max="2.14748E9" units="cm"/>
+          <inkml:channel name="F" type="integer" max="32767" units="dev"/>
+        </inkml:traceFormat>
+        <inkml:channelProperties>
+          <inkml:channelProperty channel="X" name="resolution" value="1000" units="1/cm"/>
+          <inkml:channelProperty channel="Y" name="resolution" value="1000" units="1/cm"/>
+          <inkml:channelProperty channel="F" name="resolution" value="0" units="1/dev"/>
+        </inkml:channelProperties>
+      </inkml:inkSource>
+      <inkml:timestamp xml:id="ts0" timeString="2026-09-05T03:47:11.836"/>
+    </inkml:context>
+    <inkml:brush xml:id="br0">
+      <inkml:brushProperty name="width" value="0.05" units="cm"/>
+      <inkml:brushProperty name="height" value="0.05" units="cm"/>
+      <inkml:brushProperty name="color" value="#E71224"/>
+    </inkml:brush>
+  </inkml:definitions>
+  <inkml:trace contextRef="#ctx0" brushRef="#br0">16 62 10002,'0'0'5136,"-10"0"-4550,5 0-614,8 0 137,470 9 284,-132-1-274,546 21 350,-46 0-118,-602-29-246,-215-16-6889,-13 9-41</inkml:trace>
+  <inkml:trace contextRef="#ctx0" brushRef="#br0" timeOffset="447.2">3269 45 8410,'0'0'7891,"-17"-1"-6966,10 1-721,-40-4 92,35 3 76,27 0 505,588 6-722,374-3-113,-873-7 3085,-103 3-3610,0 0-1,1 0 0,-1 1 0,1-1 0,-1 0 0,1 1 0,0-1 0,0 1 0,0-1 0,0 1 0,2-1 0,5-5-4176,5-5-5868</inkml:trace>
+</inkml:ink>
+</file>
+
+<file path=word/ink/ink4.xml><?xml version="1.0" encoding="utf-8"?>
+<inkml:ink xmlns:inkml="http://www.w3.org/2003/InkML">
+  <inkml:definitions>
+    <inkml:context xml:id="ctx0">
+      <inkml:inkSource xml:id="inkSrc0">
+        <inkml:traceFormat>
+          <inkml:channel name="X" type="integer" min="-2.14748E9" max="2.14748E9" units="cm"/>
+          <inkml:channel name="Y" type="integer" min="-2.14748E9" max="2.14748E9" units="cm"/>
+          <inkml:channel name="F" type="integer" max="32767" units="dev"/>
+        </inkml:traceFormat>
+        <inkml:channelProperties>
+          <inkml:channelProperty channel="X" name="resolution" value="1000" units="1/cm"/>
+          <inkml:channelProperty channel="Y" name="resolution" value="1000" units="1/cm"/>
+          <inkml:channelProperty channel="F" name="resolution" value="0" units="1/dev"/>
+        </inkml:channelProperties>
+      </inkml:inkSource>
+      <inkml:timestamp xml:id="ts0" timeString="2026-09-05T03:47:02.567"/>
+    </inkml:context>
+    <inkml:brush xml:id="br0">
+      <inkml:brushProperty name="width" value="0.03" units="cm"/>
+      <inkml:brushProperty name="height" value="0.03" units="cm"/>
+    </inkml:brush>
+  </inkml:definitions>
+  <inkml:trace contextRef="#ctx0" brushRef="#br0">1 0 11554,'99'9'-1992,"-114"-8"5140,9-2-3272,18-3-1573,6 1-816,31 1-158</inkml:trace>
+  <inkml:trace contextRef="#ctx0" brushRef="#br0" timeOffset="153.23">219 17 1200,'-6'-3'9042,"0"1"-7610,-8-2-1111,3 3-209,-1-1-104</inkml:trace>
+</inkml:ink>
+</file>
+
+<file path=word/ink/ink5.xml><?xml version="1.0" encoding="utf-8"?>
+<inkml:ink xmlns:inkml="http://www.w3.org/2003/InkML">
+  <inkml:definitions>
+    <inkml:context xml:id="ctx0">
+      <inkml:inkSource xml:id="inkSrc0">
+        <inkml:traceFormat>
+          <inkml:channel name="X" type="integer" min="-2.14748E9" max="2.14748E9" units="cm"/>
+          <inkml:channel name="Y" type="integer" min="-2.14748E9" max="2.14748E9" units="cm"/>
+          <inkml:channel name="F" type="integer" max="32767" units="dev"/>
+        </inkml:traceFormat>
+        <inkml:channelProperties>
+          <inkml:channelProperty channel="X" name="resolution" value="1000" units="1/cm"/>
+          <inkml:channelProperty channel="Y" name="resolution" value="1000" units="1/cm"/>
+          <inkml:channelProperty channel="F" name="resolution" value="0" units="1/dev"/>
+        </inkml:channelProperties>
+      </inkml:inkSource>
+      <inkml:timestamp xml:id="ts0" timeString="2026-09-05T03:47:16.145"/>
+    </inkml:context>
+    <inkml:brush xml:id="br0">
+      <inkml:brushProperty name="width" value="0.05" units="cm"/>
+      <inkml:brushProperty name="height" value="0.05" units="cm"/>
+      <inkml:brushProperty name="color" value="#E71224"/>
+    </inkml:brush>
+  </inkml:definitions>
+  <inkml:trace contextRef="#ctx0" brushRef="#br0">44 134 10602,'0'0'6004,"-9"-2"-5085,3 1-824,-21-6 614,25 4-388,20 1-223,585-14 212,473-16-299,-875 24 222,232-38 0,-404 44-3566,-22 2 1001,8 0-4272</inkml:trace>
+  <inkml:trace contextRef="#ctx0" brushRef="#br0" timeOffset="389.06">2703 20 10346,'0'0'8007,"-11"-3"-7639,3 1-319,-17-5-9,27 4-48,20 2 2,1605 3-329,-1602-7-1949,-14 6-3763</inkml:trace>
+  <inkml:trace contextRef="#ctx0" brushRef="#br0" timeOffset="813.52">4930 45 14739,'0'0'7020,"0"0"-7014,0 0 0,0-1 0,-1 1-1,1 0 1,0 0 0,0 0 0,0-1 0,-1 1-1,1 0 1,0-1 0,0 1 0,0 0-1,0 0 1,0-1 0,0 1 0,-1 0 0,1-1-1,0 1 1,0 0 0,0-1 0,0 1-1,0 0 1,0-1 0,0 1 0,0 0 0,0-1-1,0 1 1,1 0 0,-1 0 0,0-1-1,0 1 1,0 0 0,0-1 0,0 1 0,1 0-1,-1 0 1,0-1 0,0 1 0,0 0-1,1 0 1,-1-1 0,0 1 0,0 0 0,1 0-1,-1 0 1,0 0 0,0-1 0,1 1-1,-1 0 1,0 0 0,1 0 0,-1 0 0,0 0-1,1 0 1,-1 0 0,1 0 0,9-2-4,0 0 0,0 2 0,0-1 0,0 1 0,11 1 0,9 0-1,623 11-170,6-1 1358,-642-1-6323,-3-7-467</inkml:trace>
+  <inkml:trace contextRef="#ctx0" brushRef="#br0" timeOffset="1237.86">6914 104 5153,'0'0'16844,"15"-5"-16534,16-3-298,0 2 0,0 1 0,50-2 1,117 4-56,-147 3 39,195-1 5,676 20 6,-920-18-67,1-1 0,0 0 1,-1 1-1,1 0 0,-1-1 0,0 1 1,1 0-1,-1 0 0,0 0 0,3 2 1,0 0-3172</inkml:trace>
+</inkml:ink>
+</file>
+
+<file path=word/ink/ink6.xml><?xml version="1.0" encoding="utf-8"?>
+<inkml:ink xmlns:inkml="http://www.w3.org/2003/InkML">
+  <inkml:definitions>
+    <inkml:context xml:id="ctx0">
+      <inkml:inkSource xml:id="inkSrc0">
+        <inkml:traceFormat>
+          <inkml:channel name="X" type="integer" min="-2.14748E9" max="2.14748E9" units="cm"/>
+          <inkml:channel name="Y" type="integer" min="-2.14748E9" max="2.14748E9" units="cm"/>
+          <inkml:channel name="F" type="integer" max="32767" units="dev"/>
+        </inkml:traceFormat>
+        <inkml:channelProperties>
+          <inkml:channelProperty channel="X" name="resolution" value="1000" units="1/cm"/>
+          <inkml:channelProperty channel="Y" name="resolution" value="1000" units="1/cm"/>
+          <inkml:channelProperty channel="F" name="resolution" value="0" units="1/dev"/>
+        </inkml:channelProperties>
+      </inkml:inkSource>
+      <inkml:timestamp xml:id="ts0" timeString="2026-09-05T03:47:25.252"/>
+    </inkml:context>
+    <inkml:brush xml:id="br0">
+      <inkml:brushProperty name="width" value="0.05" units="cm"/>
+      <inkml:brushProperty name="height" value="0.05" units="cm"/>
+      <inkml:brushProperty name="color" value="#E71224"/>
+    </inkml:brush>
+  </inkml:definitions>
+  <inkml:trace contextRef="#ctx0" brushRef="#br0">112 48 7682,'0'0'10387,"-18"-6"-10293,-53-17 36,50 15-32,20 7 220,3 1 61,728-1 310,1401 9-604,-1862-7-62,-145-1-3139,-113 0-1618</inkml:trace>
+  <inkml:trace contextRef="#ctx0" brushRef="#br0" timeOffset="544.72">4420 38 12267,'0'0'3778,"-20"0"-2971,-67 0 81,37 0 2582,1734-14-3579,-838 14-325,-841 0-242,0 1 0,0 0 0,0 0 0,0 1 0,0-1 0,0 1 0,5 3 0,14 5-2856,-1-3-1186</inkml:trace>
+  <inkml:trace contextRef="#ctx0" brushRef="#br0" timeOffset="950.93">7591 81 4313,'0'0'8950,"-6"0"-6838,-41-2 1056,46 2-2784,13 0-156,1321-5-432,-1312 5 227,-10 1 30,0-1 1,0-1-1,0 0 0,0 0 0,11-3 0,-10-3 958,-11 7-1319,0-1 0,0 0 1,0 1-1,0-1 0,0 1 0,0-1 1,0 1-1,0 0 0,1-1 1,-1 1-1,0 0 0,0 0 0,0 0 1,0 0-1,0 0 0,2 0 1,17 0-7076</inkml:trace>
+  <inkml:trace contextRef="#ctx0" brushRef="#br0" timeOffset="1182.19">9254 56 8610,'0'0'9646,"24"-8"-9509,19-5-86,1 2 0,0 2-1,50-5 1,122 13-3353,-215 1 2128</inkml:trace>
+</inkml:ink>
+</file>
+
+<file path=word/ink/ink7.xml><?xml version="1.0" encoding="utf-8"?>
+<inkml:ink xmlns:inkml="http://www.w3.org/2003/InkML">
+  <inkml:definitions>
+    <inkml:context xml:id="ctx0">
+      <inkml:inkSource xml:id="inkSrc0">
+        <inkml:traceFormat>
+          <inkml:channel name="X" type="integer" min="-2.14748E9" max="2.14748E9" units="cm"/>
+          <inkml:channel name="Y" type="integer" min="-2.14748E9" max="2.14748E9" units="cm"/>
+          <inkml:channel name="F" type="integer" max="32767" units="dev"/>
+        </inkml:traceFormat>
+        <inkml:channelProperties>
+          <inkml:channelProperty channel="X" name="resolution" value="1000" units="1/cm"/>
+          <inkml:channelProperty channel="Y" name="resolution" value="1000" units="1/cm"/>
+          <inkml:channelProperty channel="F" name="resolution" value="0" units="1/dev"/>
+        </inkml:channelProperties>
+      </inkml:inkSource>
+      <inkml:timestamp xml:id="ts0" timeString="2026-09-05T03:47:29.062"/>
+    </inkml:context>
+    <inkml:brush xml:id="br0">
+      <inkml:brushProperty name="width" value="0.05" units="cm"/>
+      <inkml:brushProperty name="height" value="0.05" units="cm"/>
+      <inkml:brushProperty name="color" value="#E71224"/>
+    </inkml:brush>
+  </inkml:definitions>
+  <inkml:trace contextRef="#ctx0" brushRef="#br0">0 154 10250,'0'0'4326,"25"0"-4052,305-3 1536,1508-30-455,-1275 25-1298,-389 6-94,331-12 105,-463 10 34,25 0-3156,-56 4-1119</inkml:trace>
+  <inkml:trace contextRef="#ctx0" brushRef="#br0" timeOffset="504.93">4573 44 6209,'0'0'12978,"-10"-1"-12554,-4 1-361,-8-1-16,43 1 7,1088-18 89,-600-3 1174,-482 19-4700,-15 2-2242</inkml:trace>
+</inkml:ink>
+</file>
+
+<file path=word/ink/ink8.xml><?xml version="1.0" encoding="utf-8"?>
+<inkml:ink xmlns:inkml="http://www.w3.org/2003/InkML">
+  <inkml:definitions>
+    <inkml:context xml:id="ctx0">
+      <inkml:inkSource xml:id="inkSrc0">
+        <inkml:traceFormat>
+          <inkml:channel name="X" type="integer" min="-2.14748E9" max="2.14748E9" units="cm"/>
+          <inkml:channel name="Y" type="integer" min="-2.14748E9" max="2.14748E9" units="cm"/>
+          <inkml:channel name="F" type="integer" max="32767" units="dev"/>
+        </inkml:traceFormat>
+        <inkml:channelProperties>
+          <inkml:channelProperty channel="X" name="resolution" value="1000" units="1/cm"/>
+          <inkml:channelProperty channel="Y" name="resolution" value="1000" units="1/cm"/>
+          <inkml:channelProperty channel="F" name="resolution" value="0" units="1/dev"/>
+        </inkml:channelProperties>
+      </inkml:inkSource>
+      <inkml:timestamp xml:id="ts0" timeString="2026-09-05T03:47:31.781"/>
+    </inkml:context>
+    <inkml:brush xml:id="br0">
+      <inkml:brushProperty name="width" value="0.05" units="cm"/>
+      <inkml:brushProperty name="height" value="0.05" units="cm"/>
+      <inkml:brushProperty name="color" value="#E71224"/>
+    </inkml:brush>
+  </inkml:definitions>
+  <inkml:trace contextRef="#ctx0" brushRef="#br0">60 56 11923,'0'0'4319,"-13"0"-3783,-23 0-202,25 0-152,25 0 133,471-18 556,-120 2-722,1480 15 402,-1325 6-540,502 2-877,-1045-8-851,1-2-2504</inkml:trace>
+  <inkml:trace contextRef="#ctx0" brushRef="#br0" timeOffset="321.74">4244 40 15011,'0'0'2533,"26"0"-1882,368-4-1268,28 3 507,184-8 1555,-578 6-1320,-48-3-775,-6 1-1468,-7-6-4878</inkml:trace>
+</inkml:ink>
+</file>
+
 <file path=word/theme/theme1.xml><?xml version="1.0" encoding="utf-8"?>
 <a:theme xmlns:a="http://schemas.openxmlformats.org/drawingml/2006/main" name="Office Theme">
   <a:themeElements>
